--- a/Лабораторная по драйверам.docx
+++ b/Лабораторная по драйверам.docx
@@ -46,65 +46,35 @@
           <w:color w:val="auto"/>
         </w:rPr>
       </w:pPr>
-      <w:proofErr w:type="spellStart"/>
       <w:r>
         <w:rPr>
           <w:color w:val="auto"/>
         </w:rPr>
-        <w:t>scanf</w:t>
-      </w:r>
-      <w:proofErr w:type="spellEnd"/>
+        <w:t>scanf("%d"</w:t>
+      </w:r>
       <w:r>
         <w:rPr>
           <w:color w:val="auto"/>
         </w:rPr>
-        <w:t>("%d</w:t>
-      </w:r>
-      <w:proofErr w:type="gramStart"/>
+        <w:t>,</w:t>
+      </w:r>
       <w:r>
         <w:rPr>
           <w:color w:val="auto"/>
         </w:rPr>
-        <w:t>"</w:t>
+        <w:t>&amp;some</w:t>
       </w:r>
       <w:r>
         <w:rPr>
           <w:color w:val="auto"/>
         </w:rPr>
-        <w:t>,</w:t>
+        <w:t>_</w:t>
       </w:r>
       <w:r>
         <w:rPr>
           <w:color w:val="auto"/>
         </w:rPr>
-        <w:t>&amp;</w:t>
-      </w:r>
-      <w:proofErr w:type="spellStart"/>
-      <w:proofErr w:type="gramEnd"/>
-      <w:r>
-        <w:rPr>
-          <w:color w:val="auto"/>
-        </w:rPr>
-        <w:t>some</w:t>
-      </w:r>
-      <w:r>
-        <w:rPr>
-          <w:color w:val="auto"/>
-        </w:rPr>
-        <w:t>_</w:t>
-      </w:r>
-      <w:r>
-        <w:rPr>
-          <w:color w:val="auto"/>
-        </w:rPr>
-        <w:t>variable</w:t>
-      </w:r>
-      <w:proofErr w:type="spellEnd"/>
-      <w:r>
-        <w:rPr>
-          <w:color w:val="auto"/>
-        </w:rPr>
-        <w:t>);</w:t>
+        <w:t>variable);</w:t>
       </w:r>
     </w:p>
     <w:p>
@@ -317,11 +287,21 @@
       <w:r>
         <w:t>№</w:t>
       </w:r>
-      <w:fldSimple w:instr=" SEQ img_num \* MERGEFORMAT ">
-        <w:r>
-          <w:t>1</w:t>
-        </w:r>
-      </w:fldSimple>
+      <w:r>
+        <w:fldChar w:fldCharType="begin"/>
+      </w:r>
+      <w:r>
+        <w:instrText xml:space="preserve"> SEQ img_num \* MERGEFORMAT </w:instrText>
+      </w:r>
+      <w:r>
+        <w:fldChar w:fldCharType="separate"/>
+      </w:r>
+      <w:r>
+        <w:t>1</w:t>
+      </w:r>
+      <w:r>
+        <w:fldChar w:fldCharType="end"/>
+      </w:r>
       <w:bookmarkEnd w:id="0"/>
       <w:r>
         <w:t xml:space="preserve">. </w:t>
@@ -374,7 +354,19 @@
         <w:t>2</w:t>
       </w:r>
       <w:r>
-        <w:t xml:space="preserve"> и отображает последние три байта, полученные на 7-сегментные дисплеи. Ваша программа должна сначала включить связь с мышью, отправив байт 0xF4 в регистр данных PS</w:t>
+        <w:t xml:space="preserve"> и отображает последние три байта, полученные на 7-сегментные дисплеи. </w:t>
+      </w:r>
+    </w:p>
+    <w:p>
+      <w:pPr>
+        <w:pStyle w:val="a0"/>
+        <w:numPr>
+          <w:ilvl w:val="1"/>
+          <w:numId w:val="4"/>
+        </w:numPr>
+      </w:pPr>
+      <w:r>
+        <w:t>Ваша программа должна сначала включить связь с мышью, отправив байт 0xF4 в регистр данных PS</w:t>
       </w:r>
       <w:r>
         <w:t>/</w:t>
@@ -383,13 +375,37 @@
         <w:t>2</w:t>
       </w:r>
       <w:r>
-        <w:t>. Затем ваша программа должна непрерывно считывать содержимое регистра данных PS</w:t>
+        <w:t xml:space="preserve">. </w:t>
+      </w:r>
+    </w:p>
+    <w:p>
+      <w:pPr>
+        <w:pStyle w:val="a0"/>
+        <w:numPr>
+          <w:ilvl w:val="1"/>
+          <w:numId w:val="4"/>
+        </w:numPr>
+      </w:pPr>
+      <w:r>
+        <w:t>Затем ваша программа должна непрерывно считывать содержимое регистра данных PS</w:t>
       </w:r>
       <w:r>
         <w:t>/</w:t>
       </w:r>
       <w:r>
-        <w:t xml:space="preserve">2. Каждый раз проверяйте </w:t>
+        <w:t xml:space="preserve">2. </w:t>
+      </w:r>
+    </w:p>
+    <w:p>
+      <w:pPr>
+        <w:pStyle w:val="a0"/>
+        <w:numPr>
+          <w:ilvl w:val="1"/>
+          <w:numId w:val="4"/>
+        </w:numPr>
+      </w:pPr>
+      <w:r>
+        <w:t xml:space="preserve">Каждый раз проверяйте </w:t>
       </w:r>
       <w:r>
         <w:rPr>
@@ -398,7 +414,19 @@
         <w:t>RVALID</w:t>
       </w:r>
       <w:r>
-        <w:t xml:space="preserve"> поле, чтобы определить, является ли байт в поле данных допустимыми данными. Только если </w:t>
+        <w:t xml:space="preserve"> поле, чтобы определить, является ли байт в поле данных допустимыми данными. </w:t>
+      </w:r>
+    </w:p>
+    <w:p>
+      <w:pPr>
+        <w:pStyle w:val="a0"/>
+        <w:numPr>
+          <w:ilvl w:val="1"/>
+          <w:numId w:val="4"/>
+        </w:numPr>
+      </w:pPr>
+      <w:r>
+        <w:t xml:space="preserve">Только если </w:t>
       </w:r>
       <w:r>
         <w:rPr>
@@ -577,14 +605,30 @@
       <w:r>
         <w:t>№</w:t>
       </w:r>
-      <w:fldSimple w:instr=" SEQ tabe_num \* MERGEFORMAT ">
-        <w:r>
-          <w:t>1</w:t>
-        </w:r>
-      </w:fldSimple>
+      <w:r>
+        <w:fldChar w:fldCharType="begin"/>
+      </w:r>
+      <w:r>
+        <w:instrText xml:space="preserve"> SEQ tabe_num \* MERGEFORMAT </w:instrText>
+      </w:r>
+      <w:r>
+        <w:fldChar w:fldCharType="separate"/>
+      </w:r>
+      <w:r>
+        <w:t>1</w:t>
+      </w:r>
+      <w:r>
+        <w:fldChar w:fldCharType="end"/>
+      </w:r>
       <w:bookmarkEnd w:id="1"/>
       <w:r>
-        <w:t xml:space="preserve">. Некотоые </w:t>
+        <w:t xml:space="preserve">. </w:t>
+      </w:r>
+      <w:r>
+        <w:t>Некоторые</w:t>
+      </w:r>
+      <w:r>
+        <w:t xml:space="preserve"> </w:t>
       </w:r>
       <w:r>
         <w:t xml:space="preserve">команды компьютерной мыши PS/2 </w:t>
@@ -598,15 +642,11 @@
         <w:pStyle w:val="a2"/>
       </w:pPr>
       <w:r>
-        <w:t xml:space="preserve">Чтобы обеспечить правильную работу устройства </w:t>
-      </w:r>
-      <w:proofErr w:type="spellStart"/>
-      <w:r>
-        <w:t>mouse</w:t>
-      </w:r>
-      <w:proofErr w:type="spellEnd"/>
-      <w:r>
-        <w:t xml:space="preserve">, важно перезагрузить мышь и включить ее, прежде чем пытаться обрабатывать какие-либо сообщения. Таким образом, ваша программа должна сначала отправить команду сброса мыши и дождаться ответа. Если сброс прошел успешно, мышь отправит 3-байтовую последовательность, равную 0xFAAA00. После получения этого ответа от мыши отправьте команду Включить мышь и дождитесь подтверждения 0xFA. </w:t>
+        <w:t xml:space="preserve">Чтобы обеспечить правильную работу устройства mouse, важно перезагрузить мышь и включить ее, прежде чем пытаться обрабатывать какие-либо сообщения. Таким образом, ваша программа должна сначала отправить команду сброса мыши и дождаться ответа. Если </w:t>
+      </w:r>
+      <w:r>
+        <w:lastRenderedPageBreak/>
+        <w:t xml:space="preserve">сброс прошел успешно, мышь отправит 3-байтовую последовательность, равную 0xFAAA00. После получения этого ответа от мыши отправьте команду Включить мышь и дождитесь подтверждения 0xFA. </w:t>
       </w:r>
     </w:p>
     <w:p>
@@ -614,8 +654,13 @@
         <w:pStyle w:val="a2"/>
       </w:pPr>
       <w:r>
-        <w:lastRenderedPageBreak/>
-        <w:t xml:space="preserve">Перезагрузка мыши может завершиться неудачей из-за неисправности, ошибки связи или из-за того, что мышь не подключена к системе. Если мышь работает со сбоями и не реагирует на команды, это может рассматриваться как отсутствие подключения. Если он ответит байтом 0xFC, повторно отправьте команду сброса, чтобы убедиться, что мышь правильно сброшена, прежде чем продолжить. </w:t>
+        <w:t xml:space="preserve">Перезагрузка мыши может завершиться неудачей из-за неисправности, ошибки связи или из-за того, что мышь не подключена к системе. Если мышь работает со сбоями и не реагирует на команды, это может рассматриваться как отсутствие подключения. Если </w:t>
+      </w:r>
+      <w:r>
+        <w:t>она</w:t>
+      </w:r>
+      <w:r>
+        <w:t xml:space="preserve"> ответит байтом 0xFC, повторно отправьте команду сброса, чтобы убедиться, что мышь правильно сброшена, прежде чем продолжить. </w:t>
       </w:r>
     </w:p>
     <w:p>
@@ -753,11 +798,21 @@
       <w:r>
         <w:t>№</w:t>
       </w:r>
-      <w:fldSimple w:instr=" SEQ tabe_num \* MERGEFORMAT ">
-        <w:r>
-          <w:t>2</w:t>
-        </w:r>
-      </w:fldSimple>
+      <w:r>
+        <w:fldChar w:fldCharType="begin"/>
+      </w:r>
+      <w:r>
+        <w:instrText xml:space="preserve"> SEQ tabe_num \* MERGEFORMAT </w:instrText>
+      </w:r>
+      <w:r>
+        <w:fldChar w:fldCharType="separate"/>
+      </w:r>
+      <w:r>
+        <w:t>2</w:t>
+      </w:r>
+      <w:r>
+        <w:fldChar w:fldCharType="end"/>
+      </w:r>
       <w:bookmarkEnd w:id="2"/>
       <w:r>
         <w:t>.</w:t>
@@ -794,15 +849,7 @@
         <w:pStyle w:val="a2"/>
       </w:pPr>
       <w:r>
-        <w:t xml:space="preserve">Напишите программу на языке Си, которая инициализирует мышь и обрабатывает 3-байтовые пакеты перемещения, полученные от мыши. Ваша программа должна декодировать пакеты и отображать состояние кнопок на </w:t>
-      </w:r>
-      <w:proofErr w:type="gramStart"/>
-      <w:r>
-        <w:t>LEDR[</w:t>
-      </w:r>
-      <w:proofErr w:type="gramEnd"/>
-      <w:r>
-        <w:t>2..0], изменение положения x на HEX[5..3] и изменение положения y на HEX[2..0].</w:t>
+        <w:t>Напишите программу на языке Си, которая инициализирует мышь и обрабатывает 3-байтовые пакеты перемещения, полученные от мыши. Ваша программа должна декодировать пакеты и отображать состояние кнопок на LEDR[2..0], изменение положения x на HEX[5..3] и изменение положения y на HEX[2..0].</w:t>
       </w:r>
     </w:p>
     <w:p>
@@ -823,19 +870,11 @@
         <w:spacing w:line="276" w:lineRule="auto"/>
       </w:pPr>
       <w:r>
-        <w:t xml:space="preserve">В этой части вы будете обрабатывать сообщения мыши, используя процедуру обработки прерываний. Процедура обработки прерываний (ISR) </w:t>
-      </w:r>
-      <w:proofErr w:type="gramStart"/>
-      <w:r>
-        <w:t>- это</w:t>
-      </w:r>
-      <w:proofErr w:type="gramEnd"/>
-      <w:r>
-        <w:t xml:space="preserve"> функция, которая выполняется при возникновении прерывания. Прерывание произойдет, когда бит RE в </w:t>
+        <w:t xml:space="preserve">В этой части вы будете обрабатывать сообщения мыши, используя процедуру обработки прерываний. Процедура обработки прерываний (ISR) - это функция, которая </w:t>
       </w:r>
       <w:r>
         <w:lastRenderedPageBreak/>
-        <w:t>управляющем регистре PS/2 будет установлен в значение 1 и на порт PS/2 поступит сообщение, готовое к считыванию.</w:t>
+        <w:t>выполняется при возникновении прерывания. Прерывание произойдет, когда бит RE в управляющем регистре PS/2 будет установлен в значение 1 и на порт PS/2 поступит сообщение, готовое к считыванию.</w:t>
       </w:r>
     </w:p>
     <w:p>
@@ -854,7 +893,6 @@
           <w:numId w:val="6"/>
         </w:numPr>
       </w:pPr>
-      <w:proofErr w:type="spellStart"/>
       <w:r>
         <w:rPr>
           <w:b/>
@@ -864,7 +902,6 @@
         </w:rPr>
         <w:t>initialize_driver</w:t>
       </w:r>
-      <w:proofErr w:type="spellEnd"/>
       <w:r>
         <w:rPr>
           <w:b/>
@@ -885,7 +922,6 @@
       <w:pPr>
         <w:pStyle w:val="a0"/>
       </w:pPr>
-      <w:proofErr w:type="spellStart"/>
       <w:r>
         <w:rPr>
           <w:b/>
@@ -895,7 +931,6 @@
         </w:rPr>
         <w:t>disable_driver</w:t>
       </w:r>
-      <w:proofErr w:type="spellEnd"/>
       <w:r>
         <w:tab/>
       </w:r>
@@ -910,7 +945,6 @@
       <w:pPr>
         <w:pStyle w:val="a0"/>
       </w:pPr>
-      <w:proofErr w:type="spellStart"/>
       <w:r>
         <w:rPr>
           <w:b/>
@@ -956,7 +990,6 @@
         </w:rPr>
         <w:t>change</w:t>
       </w:r>
-      <w:proofErr w:type="spellEnd"/>
       <w:r>
         <w:tab/>
       </w:r>
@@ -1047,7 +1080,6 @@
           <w:lang w:val="en-US"/>
         </w:rPr>
       </w:pPr>
-      <w:proofErr w:type="spellStart"/>
       <w:r>
         <w:rPr>
           <w:b/>
@@ -1058,7 +1090,6 @@
         </w:rPr>
         <w:t>initialize_driver</w:t>
       </w:r>
-      <w:proofErr w:type="spellEnd"/>
       <w:r>
         <w:rPr>
           <w:lang w:val="en-US"/>
@@ -1112,7 +1143,6 @@
           <w:lang w:val="en-US"/>
         </w:rPr>
       </w:pPr>
-      <w:proofErr w:type="spellStart"/>
       <w:r>
         <w:rPr>
           <w:b/>
@@ -1122,7 +1152,6 @@
         </w:rPr>
         <w:t>disable_driver</w:t>
       </w:r>
-      <w:proofErr w:type="spellEnd"/>
       <w:r>
         <w:t xml:space="preserve"> </w:t>
       </w:r>
@@ -1140,7 +1169,6 @@
       <w:pPr>
         <w:pStyle w:val="a0"/>
       </w:pPr>
-      <w:proofErr w:type="spellStart"/>
       <w:r>
         <w:rPr>
           <w:b/>
@@ -1148,9 +1176,8 @@
           <w:i/>
           <w:iCs/>
         </w:rPr>
-        <w:t>set_mouse_</w:t>
-      </w:r>
-      <w:proofErr w:type="gramStart"/>
+        <w:t>set_mouse_bounds(</w:t>
+      </w:r>
       <w:r>
         <w:rPr>
           <w:b/>
@@ -1158,28 +1185,8 @@
           <w:i/>
           <w:iCs/>
         </w:rPr>
-        <w:t>bounds</w:t>
-      </w:r>
-      <w:proofErr w:type="spellEnd"/>
-      <w:r>
-        <w:rPr>
-          <w:b/>
-          <w:bCs/>
-          <w:i/>
-          <w:iCs/>
-        </w:rPr>
-        <w:t>(</w:t>
-      </w:r>
-      <w:r>
-        <w:rPr>
-          <w:b/>
-          <w:bCs/>
-          <w:i/>
-          <w:iCs/>
-        </w:rPr>
         <w:t xml:space="preserve"> </w:t>
       </w:r>
-      <w:proofErr w:type="spellStart"/>
       <w:r>
         <w:rPr>
           <w:i/>
@@ -1195,22 +1202,12 @@
         </w:rPr>
         <w:t>x</w:t>
       </w:r>
-      <w:proofErr w:type="spellEnd"/>
-      <w:proofErr w:type="gramEnd"/>
       <w:r>
         <w:rPr>
           <w:i/>
           <w:iCs/>
         </w:rPr>
-        <w:t xml:space="preserve">, </w:t>
-      </w:r>
-      <w:proofErr w:type="spellStart"/>
-      <w:r>
-        <w:rPr>
-          <w:i/>
-          <w:iCs/>
-        </w:rPr>
-        <w:t>max</w:t>
+        <w:t>, max</w:t>
       </w:r>
       <w:r>
         <w:rPr>
@@ -1220,7 +1217,6 @@
         </w:rPr>
         <w:t>y</w:t>
       </w:r>
-      <w:proofErr w:type="spellEnd"/>
       <w:r>
         <w:rPr>
           <w:i/>
@@ -1336,7 +1332,6 @@
           <w:lang w:val="en-US"/>
         </w:rPr>
       </w:pPr>
-      <w:proofErr w:type="spellStart"/>
       <w:r>
         <w:rPr>
           <w:b/>
@@ -1347,7 +1342,6 @@
         </w:rPr>
         <w:t>get_mouse_change</w:t>
       </w:r>
-      <w:proofErr w:type="spellEnd"/>
       <w:r>
         <w:rPr>
           <w:lang w:val="en-US"/>
@@ -1734,11 +1728,21 @@
       <w:r>
         <w:t>№</w:t>
       </w:r>
-      <w:fldSimple w:instr=" SEQ img_num \* MERGEFORMAT ">
-        <w:r>
-          <w:t>2</w:t>
-        </w:r>
-      </w:fldSimple>
+      <w:r>
+        <w:fldChar w:fldCharType="begin"/>
+      </w:r>
+      <w:r>
+        <w:instrText xml:space="preserve"> SEQ img_num \* MERGEFORMAT </w:instrText>
+      </w:r>
+      <w:r>
+        <w:fldChar w:fldCharType="separate"/>
+      </w:r>
+      <w:r>
+        <w:t>2</w:t>
+      </w:r>
+      <w:r>
+        <w:fldChar w:fldCharType="end"/>
+      </w:r>
       <w:bookmarkEnd w:id="3"/>
       <w:r>
         <w:t xml:space="preserve">. </w:t>
@@ -1899,15 +1903,7 @@
         <w:t> 5</w:t>
       </w:r>
       <w:r>
-        <w:t xml:space="preserve"> и подключите VGA-выход платы DE-</w:t>
-      </w:r>
-      <w:proofErr w:type="spellStart"/>
-      <w:r>
-        <w:t>series</w:t>
-      </w:r>
-      <w:proofErr w:type="spellEnd"/>
-      <w:r>
-        <w:t xml:space="preserve"> к монитору компьютера. Вы должны иметь возможность видеть координаты указателя мыши на шестнадцатеричных дисплеях и сам указатель мыши на</w:t>
+        <w:t xml:space="preserve"> и подключите VGA-выход платы DE-series к монитору компьютера. Вы должны иметь возможность видеть координаты указателя мыши на шестнадцатеричных дисплеях и сам указатель мыши на</w:t>
       </w:r>
       <w:r>
         <w:t xml:space="preserve"> </w:t>
@@ -2167,23 +2163,7 @@
         <w:pStyle w:val="a"/>
       </w:pPr>
       <w:r>
-        <w:t>В чём разница между опросом (</w:t>
-      </w:r>
-      <w:proofErr w:type="spellStart"/>
-      <w:r>
-        <w:t>polling</w:t>
-      </w:r>
-      <w:proofErr w:type="spellEnd"/>
-      <w:r>
-        <w:t>) и обработкой прерываний (</w:t>
-      </w:r>
-      <w:proofErr w:type="spellStart"/>
-      <w:r>
-        <w:t>interrupt-driven</w:t>
-      </w:r>
-      <w:proofErr w:type="spellEnd"/>
-      <w:r>
-        <w:t>) при работе с устройствами? Какие преимущества и недостатки у каждого подхода?</w:t>
+        <w:t>В чём разница между опросом (polling) и обработкой прерываний (interrupt-driven) при работе с устройствами? Какие преимущества и недостатки у каждого подхода?</w:t>
       </w:r>
     </w:p>
     <w:p>
@@ -2201,25 +2181,21 @@
       <w:r>
         <w:t>Объясните принцип работы с VGA для отображения указателя мыши. Как реализованы функции </w:t>
       </w:r>
-      <w:proofErr w:type="spellStart"/>
       <w:r>
         <w:rPr>
           <w:rFonts w:eastAsiaTheme="majorEastAsia"/>
         </w:rPr>
         <w:t>draw_mouse</w:t>
       </w:r>
-      <w:proofErr w:type="spellEnd"/>
       <w:r>
         <w:t> и </w:t>
       </w:r>
-      <w:proofErr w:type="spellStart"/>
       <w:r>
         <w:rPr>
           <w:rFonts w:eastAsiaTheme="majorEastAsia"/>
         </w:rPr>
         <w:t>erase_mouse</w:t>
       </w:r>
-      <w:proofErr w:type="spellEnd"/>
       <w:r>
         <w:t>?</w:t>
       </w:r>
@@ -4945,19 +4921,20 @@
     <w:next w:val="a1"/>
     <w:link w:val="afd"/>
     <w:qFormat/>
-    <w:rsid w:val="00D46778"/>
+    <w:rsid w:val="00FC0AF7"/>
     <w:pPr>
       <w:spacing w:before="0" w:after="200"/>
     </w:pPr>
     <w:rPr>
       <w:iCs/>
+      <w:noProof w:val="0"/>
     </w:rPr>
   </w:style>
   <w:style w:type="character" w:customStyle="1" w:styleId="afd">
     <w:name w:val="Подпись к изображению Знак"/>
     <w:basedOn w:val="af8"/>
     <w:link w:val="af7"/>
-    <w:rsid w:val="00D46778"/>
+    <w:rsid w:val="00FC0AF7"/>
     <w:rPr>
       <w:rFonts w:ascii="Times New Roman" w:eastAsia="Times New Roman" w:hAnsi="Times New Roman" w:cs="Times New Roman"/>
       <w:iCs/>

--- a/Лабораторная по драйверам.docx
+++ b/Лабораторная по драйверам.docx
@@ -1,6 +1,6 @@
 
 <file path=word/document.xml><?xml version="1.0" encoding="utf-8"?>
-<w:document xmlns:wpc="http://schemas.microsoft.com/office/word/2010/wordprocessingCanvas" xmlns:cx="http://schemas.microsoft.com/office/drawing/2014/chartex" xmlns:cx1="http://schemas.microsoft.com/office/drawing/2015/9/8/chartex" xmlns:cx2="http://schemas.microsoft.com/office/drawing/2015/10/21/chartex" xmlns:cx3="http://schemas.microsoft.com/office/drawing/2016/5/9/chartex" xmlns:cx4="http://schemas.microsoft.com/office/drawing/2016/5/10/chartex" xmlns:cx5="http://schemas.microsoft.com/office/drawing/2016/5/11/chartex" xmlns:cx6="http://schemas.microsoft.com/office/drawing/2016/5/12/chartex" xmlns:cx7="http://schemas.microsoft.com/office/drawing/2016/5/13/chartex" xmlns:cx8="http://schemas.microsoft.com/office/drawing/2016/5/14/chartex" xmlns:mc="http://schemas.openxmlformats.org/markup-compatibility/2006" xmlns:aink="http://schemas.microsoft.com/office/drawing/2016/ink" xmlns:am3d="http://schemas.microsoft.com/office/drawing/2017/model3d" xmlns:o="urn:schemas-microsoft-com:office:office" xmlns:r="http://schemas.openxmlformats.org/officeDocument/2006/relationships" xmlns:m="http://schemas.openxmlformats.org/officeDocument/2006/math" xmlns:v="urn:schemas-microsoft-com:vml" xmlns:wp14="http://schemas.microsoft.com/office/word/2010/wordprocessingDrawing" xmlns:wp="http://schemas.openxmlformats.org/drawingml/2006/wordprocessingDrawing" xmlns:w10="urn:schemas-microsoft-com:office:word" xmlns:w="http://schemas.openxmlformats.org/wordprocessingml/2006/main" xmlns:w14="http://schemas.microsoft.com/office/word/2010/wordml" xmlns:w15="http://schemas.microsoft.com/office/word/2012/wordml" xmlns:w16cex="http://schemas.microsoft.com/office/word/2018/wordml/cex" xmlns:w16cid="http://schemas.microsoft.com/office/word/2016/wordml/cid" xmlns:w16="http://schemas.microsoft.com/office/word/2018/wordml" xmlns:w16sdtdh="http://schemas.microsoft.com/office/word/2020/wordml/sdtdatahash" xmlns:w16se="http://schemas.microsoft.com/office/word/2015/wordml/symex" xmlns:wpg="http://schemas.microsoft.com/office/word/2010/wordprocessingGroup" xmlns:wpi="http://schemas.microsoft.com/office/word/2010/wordprocessingInk" xmlns:wne="http://schemas.microsoft.com/office/word/2006/wordml" xmlns:wps="http://schemas.microsoft.com/office/word/2010/wordprocessingShape" mc:Ignorable="w14 w15 w16se w16cid w16 w16cex w16sdtdh wp14">
+<w:document xmlns:wpc="http://schemas.microsoft.com/office/word/2010/wordprocessingCanvas" xmlns:cx="http://schemas.microsoft.com/office/drawing/2014/chartex" xmlns:cx1="http://schemas.microsoft.com/office/drawing/2015/9/8/chartex" xmlns:cx2="http://schemas.microsoft.com/office/drawing/2015/10/21/chartex" xmlns:cx3="http://schemas.microsoft.com/office/drawing/2016/5/9/chartex" xmlns:cx4="http://schemas.microsoft.com/office/drawing/2016/5/10/chartex" xmlns:cx5="http://schemas.microsoft.com/office/drawing/2016/5/11/chartex" xmlns:cx6="http://schemas.microsoft.com/office/drawing/2016/5/12/chartex" xmlns:cx7="http://schemas.microsoft.com/office/drawing/2016/5/13/chartex" xmlns:cx8="http://schemas.microsoft.com/office/drawing/2016/5/14/chartex" xmlns:mc="http://schemas.openxmlformats.org/markup-compatibility/2006" xmlns:aink="http://schemas.microsoft.com/office/drawing/2016/ink" xmlns:am3d="http://schemas.microsoft.com/office/drawing/2017/model3d" xmlns:o="urn:schemas-microsoft-com:office:office" xmlns:oel="http://schemas.microsoft.com/office/2019/extlst" xmlns:r="http://schemas.openxmlformats.org/officeDocument/2006/relationships" xmlns:m="http://schemas.openxmlformats.org/officeDocument/2006/math" xmlns:v="urn:schemas-microsoft-com:vml" xmlns:wp14="http://schemas.microsoft.com/office/word/2010/wordprocessingDrawing" xmlns:wp="http://schemas.openxmlformats.org/drawingml/2006/wordprocessingDrawing" xmlns:w10="urn:schemas-microsoft-com:office:word" xmlns:w="http://schemas.openxmlformats.org/wordprocessingml/2006/main" xmlns:w14="http://schemas.microsoft.com/office/word/2010/wordml" xmlns:w15="http://schemas.microsoft.com/office/word/2012/wordml" xmlns:w16cex="http://schemas.microsoft.com/office/word/2018/wordml/cex" xmlns:w16cid="http://schemas.microsoft.com/office/word/2016/wordml/cid" xmlns:w16="http://schemas.microsoft.com/office/word/2018/wordml" xmlns:w16sdtdh="http://schemas.microsoft.com/office/word/2020/wordml/sdtdatahash" xmlns:w16se="http://schemas.microsoft.com/office/word/2015/wordml/symex" xmlns:wpg="http://schemas.microsoft.com/office/word/2010/wordprocessingGroup" xmlns:wpi="http://schemas.microsoft.com/office/word/2010/wordprocessingInk" xmlns:wne="http://schemas.microsoft.com/office/word/2006/wordml" xmlns:wps="http://schemas.microsoft.com/office/word/2010/wordprocessingShape" mc:Ignorable="w14 w15 w16se w16cid w16 w16cex w16sdtdh wp14">
   <w:body>
     <w:p>
       <w:pPr>
@@ -116,27 +116,6 @@
         </w:rPr>
         <w:t xml:space="preserve"> это еще один пример простого устройства, которое можно подключить через интерфейс PS/2 или USB. Сегодня мышь, скорее всего, будет подключаться через USB-соединение. Ранее было распространено использование интерфейса PS/2. Поскольку интерфейс PS/2 намного проще, мы будем использовать его в этом лабораторном упражнении.</w:t>
       </w:r>
-    </w:p>
-    <w:p>
-      <w:pPr>
-        <w:pStyle w:val="a2"/>
-        <w:rPr>
-          <w:color w:val="auto"/>
-        </w:rPr>
-      </w:pPr>
-    </w:p>
-    <w:p>
-      <w:pPr>
-        <w:pStyle w:val="10"/>
-      </w:pPr>
-      <w:r>
-        <w:t>Теоретическая часть</w:t>
-      </w:r>
-    </w:p>
-    <w:p>
-      <w:pPr>
-        <w:pStyle w:val="a2"/>
-      </w:pPr>
     </w:p>
     <w:p>
       <w:pPr>
@@ -287,21 +266,11 @@
       <w:r>
         <w:t>№</w:t>
       </w:r>
-      <w:r>
-        <w:fldChar w:fldCharType="begin"/>
-      </w:r>
-      <w:r>
-        <w:instrText xml:space="preserve"> SEQ img_num \* MERGEFORMAT </w:instrText>
-      </w:r>
-      <w:r>
-        <w:fldChar w:fldCharType="separate"/>
-      </w:r>
-      <w:r>
-        <w:t>1</w:t>
-      </w:r>
-      <w:r>
-        <w:fldChar w:fldCharType="end"/>
-      </w:r>
+      <w:fldSimple w:instr=" SEQ img_num \* MERGEFORMAT ">
+        <w:r>
+          <w:t>1</w:t>
+        </w:r>
+      </w:fldSimple>
       <w:bookmarkEnd w:id="0"/>
       <w:r>
         <w:t xml:space="preserve">. </w:t>
@@ -333,11 +302,11 @@
         </w:rPr>
       </w:pPr>
       <w:r>
-        <w:t xml:space="preserve">Регистр данных PS2 состоит из полей RAVAIL, RVALID и Data. Если RVALID = 1, поле RAVAIL указывает количество байт данных, полученных через порт PS/2, которые в данный момент хранятся в буфере FIFO. Первый байт буфера может быть считан через поле данных. Обратите внимание, что чтение любой части регистра данных PS2 приводит к </w:t>
+        <w:t xml:space="preserve">Регистр данных PS2 состоит из полей RAVAIL, RVALID и Data. Если RVALID = 1, поле RAVAIL указывает количество байт данных, полученных через порт PS/2, которые в данный момент хранятся в буфере FIFO. Первый байт буфера может быть считан через поле данных. Обратите внимание, что чтение любой части регистра данных PS2 приводит к извлечению первого байта из буфера FIFO. Управляющий регистр PS2 используется для включения прерываний для порта PS/2. Прерывания можно включить, установив значение в поле RE. Когда RE = 1, порт PS/2 генерирует запрос на прерывание, когда значение </w:t>
       </w:r>
       <w:r>
         <w:lastRenderedPageBreak/>
-        <w:t>извлечению первого байта из буфера FIFO. Управляющий регистр PS2 используется для включения прерываний для порта PS/2. Прерывания можно включить, установив значение в поле RE. Когда RE = 1, порт PS/2 генерирует запрос на прерывание, когда значение RAVAIL превышает 0. Во время ожидания прерывания для поля RI устанавливается значение 1, и его можно очистить, очистив FIFO-файл PS/2. Поле CE устанавливается портом PS/2, если при отправке команды на устройство PS/2 возникает ошибка. Мы будем использовать этот регистр в последующих частях упражнения. При первой попытке установить связь с помощью мыши вы будете использовать опрос для получения данных с порта PS/2. Выполните следующие действия:</w:t>
+        <w:t>RAVAIL превышает 0. Во время ожидания прерывания для поля RI устанавливается значение 1, и его можно очистить, очистив FIFO-файл PS/2. Поле CE устанавливается портом PS/2, если при отправке команды на устройство PS/2 возникает ошибка. Мы будем использовать этот регистр в последующих частях упражнения. При первой попытке установить связь с помощью мыши вы будете использовать опрос для получения данных с порта PS/2. Выполните следующие действия:</w:t>
       </w:r>
     </w:p>
     <w:p>
@@ -605,21 +574,11 @@
       <w:r>
         <w:t>№</w:t>
       </w:r>
-      <w:r>
-        <w:fldChar w:fldCharType="begin"/>
-      </w:r>
-      <w:r>
-        <w:instrText xml:space="preserve"> SEQ tabe_num \* MERGEFORMAT </w:instrText>
-      </w:r>
-      <w:r>
-        <w:fldChar w:fldCharType="separate"/>
-      </w:r>
-      <w:r>
-        <w:t>1</w:t>
-      </w:r>
-      <w:r>
-        <w:fldChar w:fldCharType="end"/>
-      </w:r>
+      <w:fldSimple w:instr=" SEQ tabe_num \* MERGEFORMAT ">
+        <w:r>
+          <w:t>1</w:t>
+        </w:r>
+      </w:fldSimple>
       <w:bookmarkEnd w:id="1"/>
       <w:r>
         <w:t xml:space="preserve">. </w:t>
@@ -642,18 +601,15 @@
         <w:pStyle w:val="a2"/>
       </w:pPr>
       <w:r>
-        <w:t xml:space="preserve">Чтобы обеспечить правильную работу устройства mouse, важно перезагрузить мышь и включить ее, прежде чем пытаться обрабатывать какие-либо сообщения. Таким образом, ваша программа должна сначала отправить команду сброса мыши и дождаться ответа. Если </w:t>
-      </w:r>
+        <w:t xml:space="preserve">Чтобы обеспечить правильную работу устройства mouse, важно перезагрузить мышь и включить ее, прежде чем пытаться обрабатывать какие-либо сообщения. Таким образом, ваша программа должна сначала отправить команду сброса мыши и дождаться ответа. Если сброс прошел успешно, мышь отправит 3-байтовую последовательность, равную 0xFAAA00. После получения этого ответа от мыши отправьте команду Включить мышь и дождитесь подтверждения 0xFA. </w:t>
+      </w:r>
+    </w:p>
+    <w:p>
+      <w:pPr>
+        <w:pStyle w:val="a2"/>
+      </w:pPr>
       <w:r>
         <w:lastRenderedPageBreak/>
-        <w:t xml:space="preserve">сброс прошел успешно, мышь отправит 3-байтовую последовательность, равную 0xFAAA00. После получения этого ответа от мыши отправьте команду Включить мышь и дождитесь подтверждения 0xFA. </w:t>
-      </w:r>
-    </w:p>
-    <w:p>
-      <w:pPr>
-        <w:pStyle w:val="a2"/>
-      </w:pPr>
-      <w:r>
         <w:t xml:space="preserve">Перезагрузка мыши может завершиться неудачей из-за неисправности, ошибки связи или из-за того, что мышь не подключена к системе. Если мышь работает со сбоями и не реагирует на команды, это может рассматриваться как отсутствие подключения. Если </w:t>
       </w:r>
       <w:r>
@@ -798,21 +754,11 @@
       <w:r>
         <w:t>№</w:t>
       </w:r>
-      <w:r>
-        <w:fldChar w:fldCharType="begin"/>
-      </w:r>
-      <w:r>
-        <w:instrText xml:space="preserve"> SEQ tabe_num \* MERGEFORMAT </w:instrText>
-      </w:r>
-      <w:r>
-        <w:fldChar w:fldCharType="separate"/>
-      </w:r>
-      <w:r>
-        <w:t>2</w:t>
-      </w:r>
-      <w:r>
-        <w:fldChar w:fldCharType="end"/>
-      </w:r>
+      <w:fldSimple w:instr=" SEQ tabe_num \* MERGEFORMAT ">
+        <w:r>
+          <w:t>2</w:t>
+        </w:r>
+      </w:fldSimple>
       <w:bookmarkEnd w:id="2"/>
       <w:r>
         <w:t>.</w:t>
@@ -870,11 +816,17 @@
         <w:spacing w:line="276" w:lineRule="auto"/>
       </w:pPr>
       <w:r>
-        <w:t xml:space="preserve">В этой части вы будете обрабатывать сообщения мыши, используя процедуру обработки прерываний. Процедура обработки прерываний (ISR) - это функция, которая </w:t>
+        <w:t xml:space="preserve">В этой части вы будете обрабатывать сообщения мыши, используя процедуру обработки прерываний. Процедура обработки прерываний (ISR) </w:t>
+      </w:r>
+      <w:r>
+        <w:t>— это</w:t>
+      </w:r>
+      <w:r>
+        <w:t xml:space="preserve"> функция, которая выполняется при возникновении прерывания. Прерывание произойдет, когда бит RE в </w:t>
       </w:r>
       <w:r>
         <w:lastRenderedPageBreak/>
-        <w:t>выполняется при возникновении прерывания. Прерывание произойдет, когда бит RE в управляющем регистре PS/2 будет установлен в значение 1 и на порт PS/2 поступит сообщение, готовое к считыванию.</w:t>
+        <w:t>управляющем регистре PS/2 будет установлен в значение 1 и на порт PS/2 поступит сообщение, готовое к считыванию.</w:t>
       </w:r>
     </w:p>
     <w:p>
@@ -882,7 +834,13 @@
         <w:pStyle w:val="a2"/>
       </w:pPr>
       <w:r>
-        <w:t>Для этого измените свою программу на языке Си из части III, реализовав четыре функции:</w:t>
+        <w:t xml:space="preserve">Для этого измените свою программу на языке Си из части </w:t>
+      </w:r>
+      <w:r>
+        <w:t>3</w:t>
+      </w:r>
+      <w:r>
+        <w:t>, реализовав четыре функции:</w:t>
       </w:r>
     </w:p>
     <w:p>
@@ -1528,9 +1486,32 @@
           <w:numId w:val="1"/>
         </w:numPr>
       </w:pPr>
+      <w:commentRangeStart w:id="3"/>
       <w:r>
         <w:t>Отображение указателя мыши на VGA</w:t>
       </w:r>
+      <w:commentRangeEnd w:id="3"/>
+      <w:r>
+        <w:rPr>
+          <w:rStyle w:val="aff4"/>
+          <w:rFonts w:asciiTheme="minorHAnsi" w:eastAsiaTheme="minorHAnsi" w:hAnsiTheme="minorHAnsi" w:cstheme="minorBidi"/>
+          <w:b w:val="0"/>
+          <w:bCs w:val="0"/>
+          <w:iCs w:val="0"/>
+          <w:color w:val="auto"/>
+          <w:kern w:val="2"/>
+          <w:lang w:eastAsia="en-US"/>
+          <w14:ligatures w14:val="standardContextual"/>
+        </w:rPr>
+        <w:commentReference w:id="3"/>
+      </w:r>
+    </w:p>
+    <w:p>
+      <w:pPr>
+        <w:rPr>
+          <w:lang w:eastAsia="ru-RU"/>
+        </w:rPr>
+      </w:pPr>
     </w:p>
     <w:p>
       <w:pPr>
@@ -1687,7 +1668,7 @@
                     <pic:cNvPicPr/>
                   </pic:nvPicPr>
                   <pic:blipFill>
-                    <a:blip r:embed="rId9">
+                    <a:blip r:embed="rId13">
                       <a:extLst>
                         <a:ext uri="{28A0092B-C50C-407E-A947-70E740481C1C}">
                           <a14:useLocalDpi xmlns:a14="http://schemas.microsoft.com/office/drawing/2010/main" val="0"/>
@@ -1724,26 +1705,16 @@
       <w:r>
         <w:t xml:space="preserve"> </w:t>
       </w:r>
-      <w:bookmarkStart w:id="3" w:name="ris2"/>
+      <w:bookmarkStart w:id="4" w:name="ris2"/>
       <w:r>
         <w:t>№</w:t>
       </w:r>
-      <w:r>
-        <w:fldChar w:fldCharType="begin"/>
-      </w:r>
-      <w:r>
-        <w:instrText xml:space="preserve"> SEQ img_num \* MERGEFORMAT </w:instrText>
-      </w:r>
-      <w:r>
-        <w:fldChar w:fldCharType="separate"/>
-      </w:r>
-      <w:r>
-        <w:t>2</w:t>
-      </w:r>
-      <w:r>
-        <w:fldChar w:fldCharType="end"/>
-      </w:r>
-      <w:bookmarkEnd w:id="3"/>
+      <w:fldSimple w:instr=" SEQ img_num \* MERGEFORMAT ">
+        <w:r>
+          <w:t>2</w:t>
+        </w:r>
+      </w:fldSimple>
+      <w:bookmarkEnd w:id="4"/>
       <w:r>
         <w:t xml:space="preserve">. </w:t>
       </w:r>
@@ -1920,8 +1891,24 @@
           <w:numId w:val="9"/>
         </w:numPr>
       </w:pPr>
+      <w:commentRangeStart w:id="5"/>
       <w:r>
         <w:t>Анимация и интерактивная игра с мышью</w:t>
+      </w:r>
+      <w:commentRangeEnd w:id="5"/>
+      <w:r>
+        <w:rPr>
+          <w:rStyle w:val="aff4"/>
+          <w:rFonts w:asciiTheme="minorHAnsi" w:eastAsiaTheme="minorHAnsi" w:hAnsiTheme="minorHAnsi" w:cstheme="minorBidi"/>
+          <w:b w:val="0"/>
+          <w:bCs w:val="0"/>
+          <w:iCs w:val="0"/>
+          <w:color w:val="auto"/>
+          <w:kern w:val="2"/>
+          <w:lang w:eastAsia="en-US"/>
+          <w14:ligatures w14:val="standardContextual"/>
+        </w:rPr>
+        <w:commentReference w:id="5"/>
       </w:r>
     </w:p>
     <w:p>
@@ -2178,6 +2165,7 @@
       <w:pPr>
         <w:pStyle w:val="a"/>
       </w:pPr>
+      <w:commentRangeStart w:id="6"/>
       <w:r>
         <w:t>Объясните принцип работы с VGA для отображения указателя мыши. Как реализованы функции </w:t>
       </w:r>
@@ -2199,13 +2187,38 @@
       <w:r>
         <w:t>?</w:t>
       </w:r>
+      <w:commentRangeEnd w:id="6"/>
+      <w:r>
+        <w:rPr>
+          <w:rStyle w:val="aff4"/>
+          <w:rFonts w:asciiTheme="minorHAnsi" w:eastAsiaTheme="minorHAnsi" w:hAnsiTheme="minorHAnsi" w:cstheme="minorBidi"/>
+          <w:color w:val="auto"/>
+          <w:kern w:val="2"/>
+          <w:lang w:eastAsia="en-US"/>
+          <w14:ligatures w14:val="standardContextual"/>
+        </w:rPr>
+        <w:commentReference w:id="6"/>
+      </w:r>
     </w:p>
     <w:p>
       <w:pPr>
         <w:pStyle w:val="a"/>
       </w:pPr>
+      <w:commentRangeStart w:id="7"/>
       <w:r>
         <w:t>Почему при анимации необходимо синхронизировать скрытие/отображение мыши с циклом обновления VGA? Какие проблемы могут возникнуть без такой синхронизации?</w:t>
+      </w:r>
+      <w:commentRangeEnd w:id="7"/>
+      <w:r>
+        <w:rPr>
+          <w:rStyle w:val="aff4"/>
+          <w:rFonts w:asciiTheme="minorHAnsi" w:eastAsiaTheme="minorHAnsi" w:hAnsiTheme="minorHAnsi" w:cstheme="minorBidi"/>
+          <w:color w:val="auto"/>
+          <w:kern w:val="2"/>
+          <w:lang w:eastAsia="en-US"/>
+          <w14:ligatures w14:val="standardContextual"/>
+        </w:rPr>
+        <w:commentReference w:id="7"/>
       </w:r>
     </w:p>
     <w:p>
@@ -2260,8 +2273,21 @@
           <w:numId w:val="12"/>
         </w:numPr>
       </w:pPr>
+      <w:commentRangeStart w:id="8"/>
       <w:r>
         <w:t>Как реализовать прозрачные пиксели в матрице указателя мыши? Какие данные хранятся в дополнительном буфере?</w:t>
+      </w:r>
+      <w:commentRangeEnd w:id="8"/>
+      <w:r>
+        <w:rPr>
+          <w:rStyle w:val="aff4"/>
+          <w:rFonts w:asciiTheme="minorHAnsi" w:eastAsiaTheme="minorHAnsi" w:hAnsiTheme="minorHAnsi" w:cstheme="minorBidi"/>
+          <w:color w:val="auto"/>
+          <w:kern w:val="2"/>
+          <w:lang w:eastAsia="en-US"/>
+          <w14:ligatures w14:val="standardContextual"/>
+        </w:rPr>
+        <w:commentReference w:id="8"/>
       </w:r>
     </w:p>
     <w:p>
@@ -2272,8 +2298,21 @@
           <w:numId w:val="13"/>
         </w:numPr>
       </w:pPr>
+      <w:commentRangeStart w:id="9"/>
       <w:r>
         <w:t>Какие меры предприняты для предотвращения артефактов на экране при одновременной работе ISR и основной программы?</w:t>
+      </w:r>
+      <w:commentRangeEnd w:id="9"/>
+      <w:r>
+        <w:rPr>
+          <w:rStyle w:val="aff4"/>
+          <w:rFonts w:asciiTheme="minorHAnsi" w:eastAsiaTheme="minorHAnsi" w:hAnsiTheme="minorHAnsi" w:cstheme="minorBidi"/>
+          <w:color w:val="auto"/>
+          <w:kern w:val="2"/>
+          <w:lang w:eastAsia="en-US"/>
+          <w14:ligatures w14:val="standardContextual"/>
+        </w:rPr>
+        <w:commentReference w:id="9"/>
       </w:r>
     </w:p>
     <w:p>
@@ -2476,8 +2515,265 @@
 </w:document>
 </file>
 
+<file path=word/comments.xml><?xml version="1.0" encoding="utf-8"?>
+<w:comments xmlns:wpc="http://schemas.microsoft.com/office/word/2010/wordprocessingCanvas" xmlns:cx="http://schemas.microsoft.com/office/drawing/2014/chartex" xmlns:cx1="http://schemas.microsoft.com/office/drawing/2015/9/8/chartex" xmlns:cx2="http://schemas.microsoft.com/office/drawing/2015/10/21/chartex" xmlns:cx3="http://schemas.microsoft.com/office/drawing/2016/5/9/chartex" xmlns:cx4="http://schemas.microsoft.com/office/drawing/2016/5/10/chartex" xmlns:cx5="http://schemas.microsoft.com/office/drawing/2016/5/11/chartex" xmlns:cx6="http://schemas.microsoft.com/office/drawing/2016/5/12/chartex" xmlns:cx7="http://schemas.microsoft.com/office/drawing/2016/5/13/chartex" xmlns:cx8="http://schemas.microsoft.com/office/drawing/2016/5/14/chartex" xmlns:mc="http://schemas.openxmlformats.org/markup-compatibility/2006" xmlns:aink="http://schemas.microsoft.com/office/drawing/2016/ink" xmlns:am3d="http://schemas.microsoft.com/office/drawing/2017/model3d" xmlns:o="urn:schemas-microsoft-com:office:office" xmlns:oel="http://schemas.microsoft.com/office/2019/extlst" xmlns:r="http://schemas.openxmlformats.org/officeDocument/2006/relationships" xmlns:m="http://schemas.openxmlformats.org/officeDocument/2006/math" xmlns:v="urn:schemas-microsoft-com:vml" xmlns:wp14="http://schemas.microsoft.com/office/word/2010/wordprocessingDrawing" xmlns:wp="http://schemas.openxmlformats.org/drawingml/2006/wordprocessingDrawing" xmlns:w10="urn:schemas-microsoft-com:office:word" xmlns:w="http://schemas.openxmlformats.org/wordprocessingml/2006/main" xmlns:w14="http://schemas.microsoft.com/office/word/2010/wordml" xmlns:w15="http://schemas.microsoft.com/office/word/2012/wordml" xmlns:w16cex="http://schemas.microsoft.com/office/word/2018/wordml/cex" xmlns:w16cid="http://schemas.microsoft.com/office/word/2016/wordml/cid" xmlns:w16="http://schemas.microsoft.com/office/word/2018/wordml" xmlns:w16sdtdh="http://schemas.microsoft.com/office/word/2020/wordml/sdtdatahash" xmlns:w16se="http://schemas.microsoft.com/office/word/2015/wordml/symex" xmlns:wpg="http://schemas.microsoft.com/office/word/2010/wordprocessingGroup" xmlns:wpi="http://schemas.microsoft.com/office/word/2010/wordprocessingInk" xmlns:wne="http://schemas.microsoft.com/office/word/2006/wordml" xmlns:wps="http://schemas.microsoft.com/office/word/2010/wordprocessingShape" mc:Ignorable="w14 w15 w16se w16cid w16 w16cex w16sdtdh wp14">
+  <w:comment w:id="3" w:author="Роман Бугаeв" w:date="2025-03-24T21:15:00Z" w:initials="РБ">
+    <w:p>
+      <w:pPr>
+        <w:pStyle w:val="aff5"/>
+      </w:pPr>
+      <w:r>
+        <w:rPr>
+          <w:rStyle w:val="aff4"/>
+        </w:rPr>
+        <w:annotationRef/>
+      </w:r>
+      <w:r>
+        <w:t>Пока что нет заготовок</w:t>
+      </w:r>
+    </w:p>
+  </w:comment>
+  <w:comment w:id="5" w:author="Роман Бугаeв" w:date="2025-03-24T21:16:00Z" w:initials="РБ">
+    <w:p>
+      <w:pPr>
+        <w:pStyle w:val="aff5"/>
+      </w:pPr>
+      <w:r>
+        <w:rPr>
+          <w:rStyle w:val="aff4"/>
+        </w:rPr>
+        <w:annotationRef/>
+      </w:r>
+      <w:r>
+        <w:t>Пока что нет заготовок</w:t>
+      </w:r>
+    </w:p>
+  </w:comment>
+  <w:comment w:id="6" w:author="Роман Бугаeв" w:date="2025-03-24T21:16:00Z" w:initials="РБ">
+    <w:p>
+      <w:pPr>
+        <w:pStyle w:val="aff5"/>
+      </w:pPr>
+      <w:r>
+        <w:rPr>
+          <w:rStyle w:val="aff4"/>
+        </w:rPr>
+        <w:annotationRef/>
+      </w:r>
+      <w:r>
+        <w:t>Вопрос по не реализованной части 6</w:t>
+      </w:r>
+    </w:p>
+  </w:comment>
+  <w:comment w:id="7" w:author="Роман Бугаeв" w:date="2025-03-24T21:17:00Z" w:initials="РБ">
+    <w:p>
+      <w:pPr>
+        <w:pStyle w:val="aff5"/>
+      </w:pPr>
+      <w:r>
+        <w:rPr>
+          <w:rStyle w:val="aff4"/>
+        </w:rPr>
+        <w:annotationRef/>
+      </w:r>
+      <w:r>
+        <w:rPr>
+          <w:rStyle w:val="aff4"/>
+        </w:rPr>
+        <w:annotationRef/>
+      </w:r>
+      <w:r>
+        <w:t>Пока что нет заготовок</w:t>
+      </w:r>
+    </w:p>
+    <w:p>
+      <w:pPr>
+        <w:pStyle w:val="aff5"/>
+      </w:pPr>
+      <w:r>
+        <w:rPr>
+          <w:rStyle w:val="aff4"/>
+        </w:rPr>
+        <w:annotationRef/>
+      </w:r>
+      <w:r>
+        <w:t>Пока что нет заготовок</w:t>
+      </w:r>
+    </w:p>
+    <w:p>
+      <w:pPr>
+        <w:pStyle w:val="aff5"/>
+      </w:pPr>
+      <w:r>
+        <w:rPr>
+          <w:rStyle w:val="aff4"/>
+        </w:rPr>
+        <w:annotationRef/>
+      </w:r>
+      <w:r>
+        <w:t xml:space="preserve">Вопросы по не реализованной части </w:t>
+      </w:r>
+      <w:r>
+        <w:t>7</w:t>
+      </w:r>
+    </w:p>
+    <w:p>
+      <w:pPr>
+        <w:pStyle w:val="aff5"/>
+      </w:pPr>
+    </w:p>
+  </w:comment>
+  <w:comment w:id="8" w:author="Роман Бугаeв" w:date="2025-03-24T21:18:00Z" w:initials="РБ">
+    <w:p>
+      <w:pPr>
+        <w:pStyle w:val="aff5"/>
+      </w:pPr>
+      <w:r>
+        <w:rPr>
+          <w:rStyle w:val="aff4"/>
+        </w:rPr>
+        <w:annotationRef/>
+      </w:r>
+      <w:r>
+        <w:rPr>
+          <w:rStyle w:val="aff4"/>
+        </w:rPr>
+        <w:annotationRef/>
+      </w:r>
+      <w:r>
+        <w:t>Пока что нет заготовок</w:t>
+      </w:r>
+    </w:p>
+    <w:p>
+      <w:pPr>
+        <w:pStyle w:val="aff5"/>
+      </w:pPr>
+      <w:r>
+        <w:rPr>
+          <w:rStyle w:val="aff4"/>
+        </w:rPr>
+        <w:annotationRef/>
+      </w:r>
+      <w:r>
+        <w:t>Пока что нет заготовок</w:t>
+      </w:r>
+    </w:p>
+    <w:p>
+      <w:pPr>
+        <w:pStyle w:val="aff5"/>
+      </w:pPr>
+      <w:r>
+        <w:rPr>
+          <w:rStyle w:val="aff4"/>
+        </w:rPr>
+        <w:annotationRef/>
+      </w:r>
+      <w:r>
+        <w:t>Вопросы по не реализованной части 6</w:t>
+      </w:r>
+    </w:p>
+    <w:p>
+      <w:pPr>
+        <w:pStyle w:val="aff5"/>
+      </w:pPr>
+    </w:p>
+  </w:comment>
+  <w:comment w:id="9" w:author="Роман Бугаeв" w:date="2025-03-24T21:18:00Z" w:initials="РБ">
+    <w:p>
+      <w:pPr>
+        <w:pStyle w:val="aff5"/>
+      </w:pPr>
+      <w:r>
+        <w:rPr>
+          <w:rStyle w:val="aff4"/>
+        </w:rPr>
+        <w:annotationRef/>
+      </w:r>
+      <w:r>
+        <w:rPr>
+          <w:rStyle w:val="aff4"/>
+        </w:rPr>
+        <w:annotationRef/>
+      </w:r>
+      <w:r>
+        <w:t>Пока что нет заготовок</w:t>
+      </w:r>
+    </w:p>
+    <w:p>
+      <w:pPr>
+        <w:pStyle w:val="aff5"/>
+      </w:pPr>
+      <w:r>
+        <w:rPr>
+          <w:rStyle w:val="aff4"/>
+        </w:rPr>
+        <w:annotationRef/>
+      </w:r>
+      <w:r>
+        <w:t>Пока что нет заготовок</w:t>
+      </w:r>
+    </w:p>
+    <w:p>
+      <w:pPr>
+        <w:pStyle w:val="aff5"/>
+      </w:pPr>
+      <w:r>
+        <w:rPr>
+          <w:rStyle w:val="aff4"/>
+        </w:rPr>
+        <w:annotationRef/>
+      </w:r>
+      <w:r>
+        <w:t xml:space="preserve">Вопросы по не реализованной части </w:t>
+      </w:r>
+      <w:r>
+        <w:t>7</w:t>
+      </w:r>
+    </w:p>
+    <w:p>
+      <w:pPr>
+        <w:pStyle w:val="aff5"/>
+      </w:pPr>
+    </w:p>
+  </w:comment>
+</w:comments>
+</file>
+
+<file path=word/commentsExtended.xml><?xml version="1.0" encoding="utf-8"?>
+<w15:commentsEx xmlns:wpc="http://schemas.microsoft.com/office/word/2010/wordprocessingCanvas" xmlns:cx="http://schemas.microsoft.com/office/drawing/2014/chartex" xmlns:cx1="http://schemas.microsoft.com/office/drawing/2015/9/8/chartex" xmlns:cx2="http://schemas.microsoft.com/office/drawing/2015/10/21/chartex" xmlns:cx3="http://schemas.microsoft.com/office/drawing/2016/5/9/chartex" xmlns:cx4="http://schemas.microsoft.com/office/drawing/2016/5/10/chartex" xmlns:cx5="http://schemas.microsoft.com/office/drawing/2016/5/11/chartex" xmlns:cx6="http://schemas.microsoft.com/office/drawing/2016/5/12/chartex" xmlns:cx7="http://schemas.microsoft.com/office/drawing/2016/5/13/chartex" xmlns:cx8="http://schemas.microsoft.com/office/drawing/2016/5/14/chartex" xmlns:mc="http://schemas.openxmlformats.org/markup-compatibility/2006" xmlns:aink="http://schemas.microsoft.com/office/drawing/2016/ink" xmlns:am3d="http://schemas.microsoft.com/office/drawing/2017/model3d" xmlns:o="urn:schemas-microsoft-com:office:office" xmlns:oel="http://schemas.microsoft.com/office/2019/extlst" xmlns:r="http://schemas.openxmlformats.org/officeDocument/2006/relationships" xmlns:m="http://schemas.openxmlformats.org/officeDocument/2006/math" xmlns:v="urn:schemas-microsoft-com:vml" xmlns:wp14="http://schemas.microsoft.com/office/word/2010/wordprocessingDrawing" xmlns:wp="http://schemas.openxmlformats.org/drawingml/2006/wordprocessingDrawing" xmlns:w10="urn:schemas-microsoft-com:office:word" xmlns:w="http://schemas.openxmlformats.org/wordprocessingml/2006/main" xmlns:w14="http://schemas.microsoft.com/office/word/2010/wordml" xmlns:w15="http://schemas.microsoft.com/office/word/2012/wordml" xmlns:w16cex="http://schemas.microsoft.com/office/word/2018/wordml/cex" xmlns:w16cid="http://schemas.microsoft.com/office/word/2016/wordml/cid" xmlns:w16="http://schemas.microsoft.com/office/word/2018/wordml" xmlns:w16sdtdh="http://schemas.microsoft.com/office/word/2020/wordml/sdtdatahash" xmlns:w16se="http://schemas.microsoft.com/office/word/2015/wordml/symex" xmlns:wpg="http://schemas.microsoft.com/office/word/2010/wordprocessingGroup" xmlns:wpi="http://schemas.microsoft.com/office/word/2010/wordprocessingInk" xmlns:wne="http://schemas.microsoft.com/office/word/2006/wordml" xmlns:wps="http://schemas.microsoft.com/office/word/2010/wordprocessingShape" mc:Ignorable="w14 w15 w16se w16cid w16 w16cex w16sdtdh wp14">
+  <w15:commentEx w15:paraId="1F7450BC" w15:done="0"/>
+  <w15:commentEx w15:paraId="6DB55C21" w15:done="0"/>
+  <w15:commentEx w15:paraId="1D35DC0B" w15:done="0"/>
+  <w15:commentEx w15:paraId="51E89259" w15:done="0"/>
+  <w15:commentEx w15:paraId="2B1788C0" w15:done="0"/>
+  <w15:commentEx w15:paraId="611D59CB" w15:done="0"/>
+</w15:commentsEx>
+</file>
+
+<file path=word/commentsExtensible.xml><?xml version="1.0" encoding="utf-8"?>
+<w16cex:commentsExtensible xmlns:wpc="http://schemas.microsoft.com/office/word/2010/wordprocessingCanvas" xmlns:cx="http://schemas.microsoft.com/office/drawing/2014/chartex" xmlns:cx1="http://schemas.microsoft.com/office/drawing/2015/9/8/chartex" xmlns:cx2="http://schemas.microsoft.com/office/drawing/2015/10/21/chartex" xmlns:cx3="http://schemas.microsoft.com/office/drawing/2016/5/9/chartex" xmlns:cx4="http://schemas.microsoft.com/office/drawing/2016/5/10/chartex" xmlns:cx5="http://schemas.microsoft.com/office/drawing/2016/5/11/chartex" xmlns:cx6="http://schemas.microsoft.com/office/drawing/2016/5/12/chartex" xmlns:cx7="http://schemas.microsoft.com/office/drawing/2016/5/13/chartex" xmlns:cx8="http://schemas.microsoft.com/office/drawing/2016/5/14/chartex" xmlns:cr="http://schemas.microsoft.com/office/comments/2020/reactions" xmlns:mc="http://schemas.openxmlformats.org/markup-compatibility/2006" xmlns:aink="http://schemas.microsoft.com/office/drawing/2016/ink" xmlns:am3d="http://schemas.microsoft.com/office/drawing/2017/model3d" xmlns:o="urn:schemas-microsoft-com:office:office" xmlns:oel="http://schemas.microsoft.com/office/2019/extlst" xmlns:r="http://schemas.openxmlformats.org/officeDocument/2006/relationships" xmlns:m="http://schemas.openxmlformats.org/officeDocument/2006/math" xmlns:v="urn:schemas-microsoft-com:vml" xmlns:wp14="http://schemas.microsoft.com/office/word/2010/wordprocessingDrawing" xmlns:wp="http://schemas.openxmlformats.org/drawingml/2006/wordprocessingDrawing" xmlns:w10="urn:schemas-microsoft-com:office:word" xmlns:w="http://schemas.openxmlformats.org/wordprocessingml/2006/main" xmlns:w14="http://schemas.microsoft.com/office/word/2010/wordml" xmlns:w15="http://schemas.microsoft.com/office/word/2012/wordml" xmlns:w16cex="http://schemas.microsoft.com/office/word/2018/wordml/cex" xmlns:w16cid="http://schemas.microsoft.com/office/word/2016/wordml/cid" xmlns:w16="http://schemas.microsoft.com/office/word/2018/wordml" xmlns:w16sdtdh="http://schemas.microsoft.com/office/word/2020/wordml/sdtdatahash" xmlns:w16se="http://schemas.microsoft.com/office/word/2015/wordml/symex" xmlns:wpg="http://schemas.microsoft.com/office/word/2010/wordprocessingGroup" xmlns:wpi="http://schemas.microsoft.com/office/word/2010/wordprocessingInk" xmlns:wne="http://schemas.microsoft.com/office/word/2006/wordml" xmlns:wps="http://schemas.microsoft.com/office/word/2010/wordprocessingShape" mc:Ignorable="w14 w15 w16se w16cid w16 w16cex w16sdtdh cr wp14">
+  <w16cex:commentExtensible w16cex:durableId="03D7A6FC" w16cex:dateUtc="2025-03-24T18:15:00Z"/>
+  <w16cex:commentExtensible w16cex:durableId="61909458" w16cex:dateUtc="2025-03-24T18:16:00Z"/>
+  <w16cex:commentExtensible w16cex:durableId="2D39BCD7" w16cex:dateUtc="2025-03-24T18:16:00Z"/>
+  <w16cex:commentExtensible w16cex:durableId="0CAC273B" w16cex:dateUtc="2025-03-24T18:17:00Z"/>
+  <w16cex:commentExtensible w16cex:durableId="0866FC4F" w16cex:dateUtc="2025-03-24T18:18:00Z"/>
+  <w16cex:commentExtensible w16cex:durableId="5C8E1EA7" w16cex:dateUtc="2025-03-24T18:18:00Z"/>
+</w16cex:commentsExtensible>
+</file>
+
+<file path=word/commentsIds.xml><?xml version="1.0" encoding="utf-8"?>
+<w16cid:commentsIds xmlns:wpc="http://schemas.microsoft.com/office/word/2010/wordprocessingCanvas" xmlns:cx="http://schemas.microsoft.com/office/drawing/2014/chartex" xmlns:cx1="http://schemas.microsoft.com/office/drawing/2015/9/8/chartex" xmlns:cx2="http://schemas.microsoft.com/office/drawing/2015/10/21/chartex" xmlns:cx3="http://schemas.microsoft.com/office/drawing/2016/5/9/chartex" xmlns:cx4="http://schemas.microsoft.com/office/drawing/2016/5/10/chartex" xmlns:cx5="http://schemas.microsoft.com/office/drawing/2016/5/11/chartex" xmlns:cx6="http://schemas.microsoft.com/office/drawing/2016/5/12/chartex" xmlns:cx7="http://schemas.microsoft.com/office/drawing/2016/5/13/chartex" xmlns:cx8="http://schemas.microsoft.com/office/drawing/2016/5/14/chartex" xmlns:mc="http://schemas.openxmlformats.org/markup-compatibility/2006" xmlns:aink="http://schemas.microsoft.com/office/drawing/2016/ink" xmlns:am3d="http://schemas.microsoft.com/office/drawing/2017/model3d" xmlns:o="urn:schemas-microsoft-com:office:office" xmlns:oel="http://schemas.microsoft.com/office/2019/extlst" xmlns:r="http://schemas.openxmlformats.org/officeDocument/2006/relationships" xmlns:m="http://schemas.openxmlformats.org/officeDocument/2006/math" xmlns:v="urn:schemas-microsoft-com:vml" xmlns:wp14="http://schemas.microsoft.com/office/word/2010/wordprocessingDrawing" xmlns:wp="http://schemas.openxmlformats.org/drawingml/2006/wordprocessingDrawing" xmlns:w10="urn:schemas-microsoft-com:office:word" xmlns:w="http://schemas.openxmlformats.org/wordprocessingml/2006/main" xmlns:w14="http://schemas.microsoft.com/office/word/2010/wordml" xmlns:w15="http://schemas.microsoft.com/office/word/2012/wordml" xmlns:w16cex="http://schemas.microsoft.com/office/word/2018/wordml/cex" xmlns:w16cid="http://schemas.microsoft.com/office/word/2016/wordml/cid" xmlns:w16="http://schemas.microsoft.com/office/word/2018/wordml" xmlns:w16sdtdh="http://schemas.microsoft.com/office/word/2020/wordml/sdtdatahash" xmlns:w16se="http://schemas.microsoft.com/office/word/2015/wordml/symex" xmlns:wpg="http://schemas.microsoft.com/office/word/2010/wordprocessingGroup" xmlns:wpi="http://schemas.microsoft.com/office/word/2010/wordprocessingInk" xmlns:wne="http://schemas.microsoft.com/office/word/2006/wordml" xmlns:wps="http://schemas.microsoft.com/office/word/2010/wordprocessingShape" mc:Ignorable="w14 w15 w16se w16cid w16 w16cex w16sdtdh wp14">
+  <w16cid:commentId w16cid:paraId="1F7450BC" w16cid:durableId="03D7A6FC"/>
+  <w16cid:commentId w16cid:paraId="6DB55C21" w16cid:durableId="61909458"/>
+  <w16cid:commentId w16cid:paraId="1D35DC0B" w16cid:durableId="2D39BCD7"/>
+  <w16cid:commentId w16cid:paraId="51E89259" w16cid:durableId="0CAC273B"/>
+  <w16cid:commentId w16cid:paraId="2B1788C0" w16cid:durableId="0866FC4F"/>
+  <w16cid:commentId w16cid:paraId="611D59CB" w16cid:durableId="5C8E1EA7"/>
+</w16cid:commentsIds>
+</file>
+
 <file path=word/numbering.xml><?xml version="1.0" encoding="utf-8"?>
-<w:numbering xmlns:wpc="http://schemas.microsoft.com/office/word/2010/wordprocessingCanvas" xmlns:cx="http://schemas.microsoft.com/office/drawing/2014/chartex" xmlns:cx1="http://schemas.microsoft.com/office/drawing/2015/9/8/chartex" xmlns:cx2="http://schemas.microsoft.com/office/drawing/2015/10/21/chartex" xmlns:cx3="http://schemas.microsoft.com/office/drawing/2016/5/9/chartex" xmlns:cx4="http://schemas.microsoft.com/office/drawing/2016/5/10/chartex" xmlns:cx5="http://schemas.microsoft.com/office/drawing/2016/5/11/chartex" xmlns:cx6="http://schemas.microsoft.com/office/drawing/2016/5/12/chartex" xmlns:cx7="http://schemas.microsoft.com/office/drawing/2016/5/13/chartex" xmlns:cx8="http://schemas.microsoft.com/office/drawing/2016/5/14/chartex" xmlns:mc="http://schemas.openxmlformats.org/markup-compatibility/2006" xmlns:aink="http://schemas.microsoft.com/office/drawing/2016/ink" xmlns:am3d="http://schemas.microsoft.com/office/drawing/2017/model3d" xmlns:o="urn:schemas-microsoft-com:office:office" xmlns:r="http://schemas.openxmlformats.org/officeDocument/2006/relationships" xmlns:m="http://schemas.openxmlformats.org/officeDocument/2006/math" xmlns:v="urn:schemas-microsoft-com:vml" xmlns:wp14="http://schemas.microsoft.com/office/word/2010/wordprocessingDrawing" xmlns:wp="http://schemas.openxmlformats.org/drawingml/2006/wordprocessingDrawing" xmlns:w10="urn:schemas-microsoft-com:office:word" xmlns:w="http://schemas.openxmlformats.org/wordprocessingml/2006/main" xmlns:w14="http://schemas.microsoft.com/office/word/2010/wordml" xmlns:w15="http://schemas.microsoft.com/office/word/2012/wordml" xmlns:w16cex="http://schemas.microsoft.com/office/word/2018/wordml/cex" xmlns:w16cid="http://schemas.microsoft.com/office/word/2016/wordml/cid" xmlns:w16="http://schemas.microsoft.com/office/word/2018/wordml" xmlns:w16sdtdh="http://schemas.microsoft.com/office/word/2020/wordml/sdtdatahash" xmlns:w16se="http://schemas.microsoft.com/office/word/2015/wordml/symex" xmlns:wpg="http://schemas.microsoft.com/office/word/2010/wordprocessingGroup" xmlns:wpi="http://schemas.microsoft.com/office/word/2010/wordprocessingInk" xmlns:wne="http://schemas.microsoft.com/office/word/2006/wordml" xmlns:wps="http://schemas.microsoft.com/office/word/2010/wordprocessingShape" mc:Ignorable="w14 w15 w16se w16cid w16 w16cex w16sdtdh wp14">
+<w:numbering xmlns:wpc="http://schemas.microsoft.com/office/word/2010/wordprocessingCanvas" xmlns:cx="http://schemas.microsoft.com/office/drawing/2014/chartex" xmlns:cx1="http://schemas.microsoft.com/office/drawing/2015/9/8/chartex" xmlns:cx2="http://schemas.microsoft.com/office/drawing/2015/10/21/chartex" xmlns:cx3="http://schemas.microsoft.com/office/drawing/2016/5/9/chartex" xmlns:cx4="http://schemas.microsoft.com/office/drawing/2016/5/10/chartex" xmlns:cx5="http://schemas.microsoft.com/office/drawing/2016/5/11/chartex" xmlns:cx6="http://schemas.microsoft.com/office/drawing/2016/5/12/chartex" xmlns:cx7="http://schemas.microsoft.com/office/drawing/2016/5/13/chartex" xmlns:cx8="http://schemas.microsoft.com/office/drawing/2016/5/14/chartex" xmlns:mc="http://schemas.openxmlformats.org/markup-compatibility/2006" xmlns:aink="http://schemas.microsoft.com/office/drawing/2016/ink" xmlns:am3d="http://schemas.microsoft.com/office/drawing/2017/model3d" xmlns:o="urn:schemas-microsoft-com:office:office" xmlns:oel="http://schemas.microsoft.com/office/2019/extlst" xmlns:r="http://schemas.openxmlformats.org/officeDocument/2006/relationships" xmlns:m="http://schemas.openxmlformats.org/officeDocument/2006/math" xmlns:v="urn:schemas-microsoft-com:vml" xmlns:wp14="http://schemas.microsoft.com/office/word/2010/wordprocessingDrawing" xmlns:wp="http://schemas.openxmlformats.org/drawingml/2006/wordprocessingDrawing" xmlns:w10="urn:schemas-microsoft-com:office:word" xmlns:w="http://schemas.openxmlformats.org/wordprocessingml/2006/main" xmlns:w14="http://schemas.microsoft.com/office/word/2010/wordml" xmlns:w15="http://schemas.microsoft.com/office/word/2012/wordml" xmlns:w16cex="http://schemas.microsoft.com/office/word/2018/wordml/cex" xmlns:w16cid="http://schemas.microsoft.com/office/word/2016/wordml/cid" xmlns:w16="http://schemas.microsoft.com/office/word/2018/wordml" xmlns:w16sdtdh="http://schemas.microsoft.com/office/word/2020/wordml/sdtdatahash" xmlns:w16se="http://schemas.microsoft.com/office/word/2015/wordml/symex" xmlns:wpg="http://schemas.microsoft.com/office/word/2010/wordprocessingGroup" xmlns:wpi="http://schemas.microsoft.com/office/word/2010/wordprocessingInk" xmlns:wne="http://schemas.microsoft.com/office/word/2006/wordml" xmlns:wps="http://schemas.microsoft.com/office/word/2010/wordprocessingShape" mc:Ignorable="w14 w15 w16se w16cid w16 w16cex w16sdtdh wp14">
   <w:abstractNum w:abstractNumId="0" w15:restartNumberingAfterBreak="0">
     <w:nsid w:val="FFFFFF7C"/>
     <w:multiLevelType w:val="singleLevel"/>
@@ -3353,19 +3649,19 @@
       </w:rPr>
     </w:lvl>
   </w:abstractNum>
-  <w:num w:numId="1">
+  <w:num w:numId="1" w16cid:durableId="1997345080">
     <w:abstractNumId w:val="13"/>
   </w:num>
-  <w:num w:numId="2">
+  <w:num w:numId="2" w16cid:durableId="977102784">
     <w:abstractNumId w:val="11"/>
   </w:num>
-  <w:num w:numId="3">
+  <w:num w:numId="3" w16cid:durableId="1586571049">
     <w:abstractNumId w:val="16"/>
   </w:num>
-  <w:num w:numId="4">
+  <w:num w:numId="4" w16cid:durableId="927884342">
     <w:abstractNumId w:val="15"/>
   </w:num>
-  <w:num w:numId="5">
+  <w:num w:numId="5" w16cid:durableId="1471677600">
     <w:abstractNumId w:val="15"/>
     <w:lvlOverride w:ilvl="0">
       <w:startOverride w:val="1"/>
@@ -3395,7 +3691,7 @@
       <w:startOverride w:val="1"/>
     </w:lvlOverride>
   </w:num>
-  <w:num w:numId="6">
+  <w:num w:numId="6" w16cid:durableId="2041856311">
     <w:abstractNumId w:val="15"/>
     <w:lvlOverride w:ilvl="0">
       <w:startOverride w:val="1"/>
@@ -3425,7 +3721,7 @@
       <w:startOverride w:val="1"/>
     </w:lvlOverride>
   </w:num>
-  <w:num w:numId="7">
+  <w:num w:numId="7" w16cid:durableId="1756053080">
     <w:abstractNumId w:val="15"/>
     <w:lvlOverride w:ilvl="0">
       <w:startOverride w:val="1"/>
@@ -3455,7 +3751,7 @@
       <w:startOverride w:val="1"/>
     </w:lvlOverride>
   </w:num>
-  <w:num w:numId="8">
+  <w:num w:numId="8" w16cid:durableId="198857070">
     <w:abstractNumId w:val="15"/>
     <w:lvlOverride w:ilvl="0">
       <w:startOverride w:val="1"/>
@@ -3485,7 +3781,7 @@
       <w:startOverride w:val="1"/>
     </w:lvlOverride>
   </w:num>
-  <w:num w:numId="9">
+  <w:num w:numId="9" w16cid:durableId="1724523697">
     <w:abstractNumId w:val="13"/>
     <w:lvlOverride w:ilvl="0">
       <w:lvl w:ilvl="0">
@@ -3615,7 +3911,7 @@
       </w:lvl>
     </w:lvlOverride>
   </w:num>
-  <w:num w:numId="10">
+  <w:num w:numId="10" w16cid:durableId="1170219946">
     <w:abstractNumId w:val="15"/>
     <w:lvlOverride w:ilvl="0">
       <w:startOverride w:val="1"/>
@@ -3645,62 +3941,70 @@
       <w:startOverride w:val="1"/>
     </w:lvlOverride>
   </w:num>
-  <w:num w:numId="11">
+  <w:num w:numId="11" w16cid:durableId="2128544007">
     <w:abstractNumId w:val="12"/>
   </w:num>
-  <w:num w:numId="12">
+  <w:num w:numId="12" w16cid:durableId="1009869866">
     <w:abstractNumId w:val="14"/>
   </w:num>
-  <w:num w:numId="13">
+  <w:num w:numId="13" w16cid:durableId="1812792049">
     <w:abstractNumId w:val="10"/>
   </w:num>
-  <w:num w:numId="14">
+  <w:num w:numId="14" w16cid:durableId="1464733421">
     <w:abstractNumId w:val="9"/>
   </w:num>
-  <w:num w:numId="15">
+  <w:num w:numId="15" w16cid:durableId="487748769">
     <w:abstractNumId w:val="7"/>
   </w:num>
-  <w:num w:numId="16">
+  <w:num w:numId="16" w16cid:durableId="554589985">
     <w:abstractNumId w:val="6"/>
   </w:num>
-  <w:num w:numId="17">
+  <w:num w:numId="17" w16cid:durableId="1184898436">
     <w:abstractNumId w:val="5"/>
   </w:num>
-  <w:num w:numId="18">
+  <w:num w:numId="18" w16cid:durableId="1902209293">
     <w:abstractNumId w:val="4"/>
   </w:num>
-  <w:num w:numId="19">
+  <w:num w:numId="19" w16cid:durableId="1371297991">
     <w:abstractNumId w:val="8"/>
   </w:num>
-  <w:num w:numId="20">
+  <w:num w:numId="20" w16cid:durableId="1140881831">
     <w:abstractNumId w:val="3"/>
   </w:num>
-  <w:num w:numId="21">
+  <w:num w:numId="21" w16cid:durableId="168717896">
     <w:abstractNumId w:val="2"/>
   </w:num>
-  <w:num w:numId="22">
+  <w:num w:numId="22" w16cid:durableId="2140342955">
     <w:abstractNumId w:val="1"/>
   </w:num>
-  <w:num w:numId="23">
+  <w:num w:numId="23" w16cid:durableId="1352606458">
     <w:abstractNumId w:val="0"/>
   </w:num>
-  <w:num w:numId="24">
+  <w:num w:numId="24" w16cid:durableId="506558719">
     <w:abstractNumId w:val="8"/>
   </w:num>
-  <w:num w:numId="25">
+  <w:num w:numId="25" w16cid:durableId="438263268">
     <w:abstractNumId w:val="3"/>
   </w:num>
-  <w:num w:numId="26">
+  <w:num w:numId="26" w16cid:durableId="945885207">
     <w:abstractNumId w:val="2"/>
   </w:num>
-  <w:num w:numId="27">
+  <w:num w:numId="27" w16cid:durableId="153303667">
     <w:abstractNumId w:val="1"/>
   </w:num>
-  <w:num w:numId="28">
+  <w:num w:numId="28" w16cid:durableId="1475367491">
     <w:abstractNumId w:val="0"/>
   </w:num>
   <w:numIdMacAtCleanup w:val="13"/>
 </w:numbering>
+</file>
+
+<file path=word/people.xml><?xml version="1.0" encoding="utf-8"?>
+<w15:people xmlns:wpc="http://schemas.microsoft.com/office/word/2010/wordprocessingCanvas" xmlns:cx="http://schemas.microsoft.com/office/drawing/2014/chartex" xmlns:cx1="http://schemas.microsoft.com/office/drawing/2015/9/8/chartex" xmlns:cx2="http://schemas.microsoft.com/office/drawing/2015/10/21/chartex" xmlns:cx3="http://schemas.microsoft.com/office/drawing/2016/5/9/chartex" xmlns:cx4="http://schemas.microsoft.com/office/drawing/2016/5/10/chartex" xmlns:cx5="http://schemas.microsoft.com/office/drawing/2016/5/11/chartex" xmlns:cx6="http://schemas.microsoft.com/office/drawing/2016/5/12/chartex" xmlns:cx7="http://schemas.microsoft.com/office/drawing/2016/5/13/chartex" xmlns:cx8="http://schemas.microsoft.com/office/drawing/2016/5/14/chartex" xmlns:mc="http://schemas.openxmlformats.org/markup-compatibility/2006" xmlns:aink="http://schemas.microsoft.com/office/drawing/2016/ink" xmlns:am3d="http://schemas.microsoft.com/office/drawing/2017/model3d" xmlns:o="urn:schemas-microsoft-com:office:office" xmlns:oel="http://schemas.microsoft.com/office/2019/extlst" xmlns:r="http://schemas.openxmlformats.org/officeDocument/2006/relationships" xmlns:m="http://schemas.openxmlformats.org/officeDocument/2006/math" xmlns:v="urn:schemas-microsoft-com:vml" xmlns:wp14="http://schemas.microsoft.com/office/word/2010/wordprocessingDrawing" xmlns:wp="http://schemas.openxmlformats.org/drawingml/2006/wordprocessingDrawing" xmlns:w10="urn:schemas-microsoft-com:office:word" xmlns:w="http://schemas.openxmlformats.org/wordprocessingml/2006/main" xmlns:w14="http://schemas.microsoft.com/office/word/2010/wordml" xmlns:w15="http://schemas.microsoft.com/office/word/2012/wordml" xmlns:w16cex="http://schemas.microsoft.com/office/word/2018/wordml/cex" xmlns:w16cid="http://schemas.microsoft.com/office/word/2016/wordml/cid" xmlns:w16="http://schemas.microsoft.com/office/word/2018/wordml" xmlns:w16sdtdh="http://schemas.microsoft.com/office/word/2020/wordml/sdtdatahash" xmlns:w16se="http://schemas.microsoft.com/office/word/2015/wordml/symex" xmlns:wpg="http://schemas.microsoft.com/office/word/2010/wordprocessingGroup" xmlns:wpi="http://schemas.microsoft.com/office/word/2010/wordprocessingInk" xmlns:wne="http://schemas.microsoft.com/office/word/2006/wordml" xmlns:wps="http://schemas.microsoft.com/office/word/2010/wordprocessingShape" mc:Ignorable="w14 w15 w16se w16cid w16 w16cex w16sdtdh wp14">
+  <w15:person w15:author="Роман Бугаeв">
+    <w15:presenceInfo w15:providerId="Windows Live" w15:userId="c54c54edb13a3522"/>
+  </w15:person>
+</w15:people>
 </file>
 
 <file path=word/styles.xml><?xml version="1.0" encoding="utf-8"?>
@@ -5073,6 +5377,71 @@
       <w:bCs/>
     </w:rPr>
   </w:style>
+  <w:style w:type="character" w:styleId="aff4">
+    <w:name w:val="annotation reference"/>
+    <w:basedOn w:val="a3"/>
+    <w:uiPriority w:val="99"/>
+    <w:semiHidden/>
+    <w:unhideWhenUsed/>
+    <w:rsid w:val="006A4145"/>
+    <w:rPr>
+      <w:sz w:val="16"/>
+      <w:szCs w:val="16"/>
+    </w:rPr>
+  </w:style>
+  <w:style w:type="paragraph" w:styleId="aff5">
+    <w:name w:val="annotation text"/>
+    <w:basedOn w:val="a1"/>
+    <w:link w:val="aff6"/>
+    <w:uiPriority w:val="99"/>
+    <w:semiHidden/>
+    <w:unhideWhenUsed/>
+    <w:rsid w:val="006A4145"/>
+    <w:rPr>
+      <w:sz w:val="20"/>
+      <w:szCs w:val="20"/>
+    </w:rPr>
+  </w:style>
+  <w:style w:type="character" w:customStyle="1" w:styleId="aff6">
+    <w:name w:val="Текст примечания Знак"/>
+    <w:basedOn w:val="a3"/>
+    <w:link w:val="aff5"/>
+    <w:uiPriority w:val="99"/>
+    <w:semiHidden/>
+    <w:rsid w:val="006A4145"/>
+    <w:rPr>
+      <w:sz w:val="20"/>
+      <w:szCs w:val="20"/>
+    </w:rPr>
+  </w:style>
+  <w:style w:type="paragraph" w:styleId="aff7">
+    <w:name w:val="annotation subject"/>
+    <w:basedOn w:val="aff5"/>
+    <w:next w:val="aff5"/>
+    <w:link w:val="aff8"/>
+    <w:uiPriority w:val="99"/>
+    <w:semiHidden/>
+    <w:unhideWhenUsed/>
+    <w:rsid w:val="006A4145"/>
+    <w:rPr>
+      <w:b/>
+      <w:bCs/>
+    </w:rPr>
+  </w:style>
+  <w:style w:type="character" w:customStyle="1" w:styleId="aff8">
+    <w:name w:val="Тема примечания Знак"/>
+    <w:basedOn w:val="aff6"/>
+    <w:link w:val="aff7"/>
+    <w:uiPriority w:val="99"/>
+    <w:semiHidden/>
+    <w:rsid w:val="006A4145"/>
+    <w:rPr>
+      <w:b/>
+      <w:bCs/>
+      <w:sz w:val="20"/>
+      <w:szCs w:val="20"/>
+    </w:rPr>
+  </w:style>
 </w:styles>
 </file>
 

--- a/Лабораторная по драйверам.docx
+++ b/Лабораторная по драйверам.docx
@@ -46,35 +46,65 @@
           <w:color w:val="auto"/>
         </w:rPr>
       </w:pPr>
+      <w:proofErr w:type="spellStart"/>
       <w:r>
         <w:rPr>
           <w:color w:val="auto"/>
         </w:rPr>
-        <w:t>scanf("%d"</w:t>
-      </w:r>
+        <w:t>scanf</w:t>
+      </w:r>
+      <w:proofErr w:type="spellEnd"/>
       <w:r>
         <w:rPr>
           <w:color w:val="auto"/>
         </w:rPr>
+        <w:t>("%d</w:t>
+      </w:r>
+      <w:proofErr w:type="gramStart"/>
+      <w:r>
+        <w:rPr>
+          <w:color w:val="auto"/>
+        </w:rPr>
+        <w:t>"</w:t>
+      </w:r>
+      <w:r>
+        <w:rPr>
+          <w:color w:val="auto"/>
+        </w:rPr>
         <w:t>,</w:t>
       </w:r>
       <w:r>
         <w:rPr>
           <w:color w:val="auto"/>
         </w:rPr>
-        <w:t>&amp;some</w:t>
-      </w:r>
+        <w:t>&amp;</w:t>
+      </w:r>
+      <w:proofErr w:type="spellStart"/>
+      <w:proofErr w:type="gramEnd"/>
       <w:r>
         <w:rPr>
           <w:color w:val="auto"/>
         </w:rPr>
+        <w:t>some</w:t>
+      </w:r>
+      <w:r>
+        <w:rPr>
+          <w:color w:val="auto"/>
+        </w:rPr>
         <w:t>_</w:t>
       </w:r>
       <w:r>
         <w:rPr>
           <w:color w:val="auto"/>
         </w:rPr>
-        <w:t>variable);</w:t>
+        <w:t>variable</w:t>
+      </w:r>
+      <w:proofErr w:type="spellEnd"/>
+      <w:r>
+        <w:rPr>
+          <w:color w:val="auto"/>
+        </w:rPr>
+        <w:t>);</w:t>
       </w:r>
     </w:p>
     <w:p>
@@ -601,7 +631,15 @@
         <w:pStyle w:val="a2"/>
       </w:pPr>
       <w:r>
-        <w:t xml:space="preserve">Чтобы обеспечить правильную работу устройства mouse, важно перезагрузить мышь и включить ее, прежде чем пытаться обрабатывать какие-либо сообщения. Таким образом, ваша программа должна сначала отправить команду сброса мыши и дождаться ответа. Если сброс прошел успешно, мышь отправит 3-байтовую последовательность, равную 0xFAAA00. После получения этого ответа от мыши отправьте команду Включить мышь и дождитесь подтверждения 0xFA. </w:t>
+        <w:t xml:space="preserve">Чтобы обеспечить правильную работу устройства </w:t>
+      </w:r>
+      <w:proofErr w:type="spellStart"/>
+      <w:r>
+        <w:t>mouse</w:t>
+      </w:r>
+      <w:proofErr w:type="spellEnd"/>
+      <w:r>
+        <w:t xml:space="preserve">, важно перезагрузить мышь и включить ее, прежде чем пытаться обрабатывать какие-либо сообщения. Таким образом, ваша программа должна сначала отправить команду сброса мыши и дождаться ответа. Если сброс прошел успешно, мышь отправит 3-байтовую последовательность, равную 0xFAAA00. После получения этого ответа от мыши отправьте команду Включить мышь и дождитесь подтверждения 0xFA. </w:t>
       </w:r>
     </w:p>
     <w:p>
@@ -795,7 +833,15 @@
         <w:pStyle w:val="a2"/>
       </w:pPr>
       <w:r>
-        <w:t>Напишите программу на языке Си, которая инициализирует мышь и обрабатывает 3-байтовые пакеты перемещения, полученные от мыши. Ваша программа должна декодировать пакеты и отображать состояние кнопок на LEDR[2..0], изменение положения x на HEX[5..3] и изменение положения y на HEX[2..0].</w:t>
+        <w:t xml:space="preserve">Напишите программу на языке Си, которая инициализирует мышь и обрабатывает 3-байтовые пакеты перемещения, полученные от мыши. Ваша программа должна декодировать пакеты и отображать состояние кнопок на </w:t>
+      </w:r>
+      <w:proofErr w:type="gramStart"/>
+      <w:r>
+        <w:t>LEDR[</w:t>
+      </w:r>
+      <w:proofErr w:type="gramEnd"/>
+      <w:r>
+        <w:t>2..0], изменение положения x на HEX[5..3] и изменение положения y на HEX[2..0].</w:t>
       </w:r>
     </w:p>
     <w:p>
@@ -851,6 +897,7 @@
           <w:numId w:val="6"/>
         </w:numPr>
       </w:pPr>
+      <w:proofErr w:type="spellStart"/>
       <w:r>
         <w:rPr>
           <w:b/>
@@ -860,6 +907,7 @@
         </w:rPr>
         <w:t>initialize_driver</w:t>
       </w:r>
+      <w:proofErr w:type="spellEnd"/>
       <w:r>
         <w:rPr>
           <w:b/>
@@ -880,6 +928,7 @@
       <w:pPr>
         <w:pStyle w:val="a0"/>
       </w:pPr>
+      <w:proofErr w:type="spellStart"/>
       <w:r>
         <w:rPr>
           <w:b/>
@@ -889,6 +938,7 @@
         </w:rPr>
         <w:t>disable_driver</w:t>
       </w:r>
+      <w:proofErr w:type="spellEnd"/>
       <w:r>
         <w:tab/>
       </w:r>
@@ -903,6 +953,7 @@
       <w:pPr>
         <w:pStyle w:val="a0"/>
       </w:pPr>
+      <w:proofErr w:type="spellStart"/>
       <w:r>
         <w:rPr>
           <w:b/>
@@ -948,6 +999,7 @@
         </w:rPr>
         <w:t>change</w:t>
       </w:r>
+      <w:proofErr w:type="spellEnd"/>
       <w:r>
         <w:tab/>
       </w:r>
@@ -1038,6 +1090,7 @@
           <w:lang w:val="en-US"/>
         </w:rPr>
       </w:pPr>
+      <w:proofErr w:type="spellStart"/>
       <w:r>
         <w:rPr>
           <w:b/>
@@ -1048,6 +1101,7 @@
         </w:rPr>
         <w:t>initialize_driver</w:t>
       </w:r>
+      <w:proofErr w:type="spellEnd"/>
       <w:r>
         <w:rPr>
           <w:lang w:val="en-US"/>
@@ -1101,6 +1155,7 @@
           <w:lang w:val="en-US"/>
         </w:rPr>
       </w:pPr>
+      <w:proofErr w:type="spellStart"/>
       <w:r>
         <w:rPr>
           <w:b/>
@@ -1110,6 +1165,7 @@
         </w:rPr>
         <w:t>disable_driver</w:t>
       </w:r>
+      <w:proofErr w:type="spellEnd"/>
       <w:r>
         <w:t xml:space="preserve"> </w:t>
       </w:r>
@@ -1127,6 +1183,7 @@
       <w:pPr>
         <w:pStyle w:val="a0"/>
       </w:pPr>
+      <w:proofErr w:type="spellStart"/>
       <w:r>
         <w:rPr>
           <w:b/>
@@ -1134,8 +1191,9 @@
           <w:i/>
           <w:iCs/>
         </w:rPr>
-        <w:t>set_mouse_bounds(</w:t>
-      </w:r>
+        <w:t>set_mouse_</w:t>
+      </w:r>
+      <w:proofErr w:type="gramStart"/>
       <w:r>
         <w:rPr>
           <w:b/>
@@ -1143,8 +1201,28 @@
           <w:i/>
           <w:iCs/>
         </w:rPr>
+        <w:t>bounds</w:t>
+      </w:r>
+      <w:proofErr w:type="spellEnd"/>
+      <w:r>
+        <w:rPr>
+          <w:b/>
+          <w:bCs/>
+          <w:i/>
+          <w:iCs/>
+        </w:rPr>
+        <w:t>(</w:t>
+      </w:r>
+      <w:r>
+        <w:rPr>
+          <w:b/>
+          <w:bCs/>
+          <w:i/>
+          <w:iCs/>
+        </w:rPr>
         <w:t xml:space="preserve"> </w:t>
       </w:r>
+      <w:proofErr w:type="spellStart"/>
       <w:r>
         <w:rPr>
           <w:i/>
@@ -1160,12 +1238,22 @@
         </w:rPr>
         <w:t>x</w:t>
       </w:r>
+      <w:proofErr w:type="spellEnd"/>
+      <w:proofErr w:type="gramEnd"/>
       <w:r>
         <w:rPr>
           <w:i/>
           <w:iCs/>
         </w:rPr>
-        <w:t>, max</w:t>
+        <w:t xml:space="preserve">, </w:t>
+      </w:r>
+      <w:proofErr w:type="spellStart"/>
+      <w:r>
+        <w:rPr>
+          <w:i/>
+          <w:iCs/>
+        </w:rPr>
+        <w:t>max</w:t>
       </w:r>
       <w:r>
         <w:rPr>
@@ -1175,6 +1263,7 @@
         </w:rPr>
         <w:t>y</w:t>
       </w:r>
+      <w:proofErr w:type="spellEnd"/>
       <w:r>
         <w:rPr>
           <w:i/>
@@ -1290,6 +1379,7 @@
           <w:lang w:val="en-US"/>
         </w:rPr>
       </w:pPr>
+      <w:proofErr w:type="spellStart"/>
       <w:r>
         <w:rPr>
           <w:b/>
@@ -1300,6 +1390,7 @@
         </w:rPr>
         <w:t>get_mouse_change</w:t>
       </w:r>
+      <w:proofErr w:type="spellEnd"/>
       <w:r>
         <w:rPr>
           <w:lang w:val="en-US"/>
@@ -1519,7 +1610,26 @@
         <w:spacing w:line="276" w:lineRule="auto"/>
       </w:pPr>
       <w:r>
-        <w:t xml:space="preserve">В этой части вы должны реализовать процедуры для отображения указателя мыши на экране. Для отображения указателя мыши на экране вы будете использовать процессоры VGA в компьютере серии DE. Эти ядра реализуют интерфейс VGA, который позволяет </w:t>
+        <w:t xml:space="preserve">В этой части вы должны реализовать процедуры для отображения указателя мыши на экране. Для отображения указателя мыши на экране вы будете использовать </w:t>
+      </w:r>
+      <w:commentRangeStart w:id="4"/>
+      <w:r>
+        <w:t xml:space="preserve">процессоры </w:t>
+      </w:r>
+      <w:commentRangeEnd w:id="4"/>
+      <w:r>
+        <w:rPr>
+          <w:rStyle w:val="aff4"/>
+          <w:rFonts w:asciiTheme="minorHAnsi" w:eastAsiaTheme="minorHAnsi" w:hAnsiTheme="minorHAnsi" w:cstheme="minorBidi"/>
+          <w:color w:val="auto"/>
+          <w:kern w:val="2"/>
+          <w:lang w:eastAsia="en-US"/>
+          <w14:ligatures w14:val="standardContextual"/>
+        </w:rPr>
+        <w:commentReference w:id="4"/>
+      </w:r>
+      <w:r>
+        <w:t xml:space="preserve">VGA в компьютере серии DE. Эти ядра реализуют интерфейс VGA, который позволяет </w:t>
       </w:r>
       <w:r>
         <w:lastRenderedPageBreak/>
@@ -1705,7 +1815,7 @@
       <w:r>
         <w:t xml:space="preserve"> </w:t>
       </w:r>
-      <w:bookmarkStart w:id="4" w:name="ris2"/>
+      <w:bookmarkStart w:id="5" w:name="ris2"/>
       <w:r>
         <w:t>№</w:t>
       </w:r>
@@ -1714,7 +1824,7 @@
           <w:t>2</w:t>
         </w:r>
       </w:fldSimple>
-      <w:bookmarkEnd w:id="4"/>
+      <w:bookmarkEnd w:id="5"/>
       <w:r>
         <w:t xml:space="preserve">. </w:t>
       </w:r>
@@ -1874,7 +1984,15 @@
         <w:t> 5</w:t>
       </w:r>
       <w:r>
-        <w:t xml:space="preserve"> и подключите VGA-выход платы DE-series к монитору компьютера. Вы должны иметь возможность видеть координаты указателя мыши на шестнадцатеричных дисплеях и сам указатель мыши на</w:t>
+        <w:t xml:space="preserve"> и подключите VGA-выход платы DE-</w:t>
+      </w:r>
+      <w:proofErr w:type="spellStart"/>
+      <w:r>
+        <w:t>series</w:t>
+      </w:r>
+      <w:proofErr w:type="spellEnd"/>
+      <w:r>
+        <w:t xml:space="preserve"> к монитору компьютера. Вы должны иметь возможность видеть координаты указателя мыши на шестнадцатеричных дисплеях и сам указатель мыши на</w:t>
       </w:r>
       <w:r>
         <w:t xml:space="preserve"> </w:t>
@@ -1891,11 +2009,11 @@
           <w:numId w:val="9"/>
         </w:numPr>
       </w:pPr>
-      <w:commentRangeStart w:id="5"/>
+      <w:commentRangeStart w:id="6"/>
       <w:r>
         <w:t>Анимация и интерактивная игра с мышью</w:t>
       </w:r>
-      <w:commentRangeEnd w:id="5"/>
+      <w:commentRangeEnd w:id="6"/>
       <w:r>
         <w:rPr>
           <w:rStyle w:val="aff4"/>
@@ -1908,7 +2026,7 @@
           <w:lang w:eastAsia="en-US"/>
           <w14:ligatures w14:val="standardContextual"/>
         </w:rPr>
-        <w:commentReference w:id="5"/>
+        <w:commentReference w:id="6"/>
       </w:r>
     </w:p>
     <w:p>
@@ -2150,7 +2268,23 @@
         <w:pStyle w:val="a"/>
       </w:pPr>
       <w:r>
-        <w:t>В чём разница между опросом (polling) и обработкой прерываний (interrupt-driven) при работе с устройствами? Какие преимущества и недостатки у каждого подхода?</w:t>
+        <w:t>В чём разница между опросом (</w:t>
+      </w:r>
+      <w:proofErr w:type="spellStart"/>
+      <w:r>
+        <w:t>polling</w:t>
+      </w:r>
+      <w:proofErr w:type="spellEnd"/>
+      <w:r>
+        <w:t>) и обработкой прерываний (</w:t>
+      </w:r>
+      <w:proofErr w:type="spellStart"/>
+      <w:r>
+        <w:t>interrupt-driven</w:t>
+      </w:r>
+      <w:proofErr w:type="spellEnd"/>
+      <w:r>
+        <w:t>) при работе с устройствами? Какие преимущества и недостатки у каждого подхода?</w:t>
       </w:r>
     </w:p>
     <w:p>
@@ -2165,29 +2299,33 @@
       <w:pPr>
         <w:pStyle w:val="a"/>
       </w:pPr>
-      <w:commentRangeStart w:id="6"/>
+      <w:commentRangeStart w:id="7"/>
       <w:r>
         <w:t>Объясните принцип работы с VGA для отображения указателя мыши. Как реализованы функции </w:t>
       </w:r>
+      <w:proofErr w:type="spellStart"/>
       <w:r>
         <w:rPr>
           <w:rFonts w:eastAsiaTheme="majorEastAsia"/>
         </w:rPr>
         <w:t>draw_mouse</w:t>
       </w:r>
+      <w:proofErr w:type="spellEnd"/>
       <w:r>
         <w:t> и </w:t>
       </w:r>
+      <w:proofErr w:type="spellStart"/>
       <w:r>
         <w:rPr>
           <w:rFonts w:eastAsiaTheme="majorEastAsia"/>
         </w:rPr>
         <w:t>erase_mouse</w:t>
       </w:r>
+      <w:proofErr w:type="spellEnd"/>
       <w:r>
         <w:t>?</w:t>
       </w:r>
-      <w:commentRangeEnd w:id="6"/>
+      <w:commentRangeEnd w:id="7"/>
       <w:r>
         <w:rPr>
           <w:rStyle w:val="aff4"/>
@@ -2197,18 +2335,18 @@
           <w:lang w:eastAsia="en-US"/>
           <w14:ligatures w14:val="standardContextual"/>
         </w:rPr>
-        <w:commentReference w:id="6"/>
+        <w:commentReference w:id="7"/>
       </w:r>
     </w:p>
     <w:p>
       <w:pPr>
         <w:pStyle w:val="a"/>
       </w:pPr>
-      <w:commentRangeStart w:id="7"/>
+      <w:commentRangeStart w:id="8"/>
       <w:r>
         <w:t>Почему при анимации необходимо синхронизировать скрытие/отображение мыши с циклом обновления VGA? Какие проблемы могут возникнуть без такой синхронизации?</w:t>
       </w:r>
-      <w:commentRangeEnd w:id="7"/>
+      <w:commentRangeEnd w:id="8"/>
       <w:r>
         <w:rPr>
           <w:rStyle w:val="aff4"/>
@@ -2218,7 +2356,7 @@
           <w:lang w:eastAsia="en-US"/>
           <w14:ligatures w14:val="standardContextual"/>
         </w:rPr>
-        <w:commentReference w:id="7"/>
+        <w:commentReference w:id="8"/>
       </w:r>
     </w:p>
     <w:p>
@@ -2273,11 +2411,11 @@
           <w:numId w:val="12"/>
         </w:numPr>
       </w:pPr>
-      <w:commentRangeStart w:id="8"/>
+      <w:commentRangeStart w:id="9"/>
       <w:r>
         <w:t>Как реализовать прозрачные пиксели в матрице указателя мыши? Какие данные хранятся в дополнительном буфере?</w:t>
       </w:r>
-      <w:commentRangeEnd w:id="8"/>
+      <w:commentRangeEnd w:id="9"/>
       <w:r>
         <w:rPr>
           <w:rStyle w:val="aff4"/>
@@ -2287,7 +2425,7 @@
           <w:lang w:eastAsia="en-US"/>
           <w14:ligatures w14:val="standardContextual"/>
         </w:rPr>
-        <w:commentReference w:id="8"/>
+        <w:commentReference w:id="9"/>
       </w:r>
     </w:p>
     <w:p>
@@ -2298,11 +2436,11 @@
           <w:numId w:val="13"/>
         </w:numPr>
       </w:pPr>
-      <w:commentRangeStart w:id="9"/>
+      <w:commentRangeStart w:id="10"/>
       <w:r>
         <w:t>Какие меры предприняты для предотвращения артефактов на экране при одновременной работе ISR и основной программы?</w:t>
       </w:r>
-      <w:commentRangeEnd w:id="9"/>
+      <w:commentRangeEnd w:id="10"/>
       <w:r>
         <w:rPr>
           <w:rStyle w:val="aff4"/>
@@ -2312,7 +2450,7 @@
           <w:lang w:eastAsia="en-US"/>
           <w14:ligatures w14:val="standardContextual"/>
         </w:rPr>
-        <w:commentReference w:id="9"/>
+        <w:commentReference w:id="10"/>
       </w:r>
     </w:p>
     <w:p>
@@ -2533,7 +2671,7 @@
       </w:r>
     </w:p>
   </w:comment>
-  <w:comment w:id="5" w:author="Роман Бугаeв" w:date="2025-03-24T21:16:00Z" w:initials="РБ">
+  <w:comment w:id="4" w:author="Роман Бугаeв" w:date="2025-04-02T00:04:00Z" w:initials="РБ">
     <w:p>
       <w:pPr>
         <w:pStyle w:val="aff5"/>
@@ -2544,9 +2682,11 @@
         </w:rPr>
         <w:annotationRef/>
       </w:r>
-      <w:r>
-        <w:t>Пока что нет заготовок</w:t>
-      </w:r>
+      <w:proofErr w:type="spellStart"/>
+      <w:r>
+        <w:t>мсиспипи</w:t>
+      </w:r>
+      <w:proofErr w:type="spellEnd"/>
     </w:p>
   </w:comment>
   <w:comment w:id="6" w:author="Роман Бугаeв" w:date="2025-03-24T21:16:00Z" w:initials="РБ">
@@ -2561,11 +2701,27 @@
         <w:annotationRef/>
       </w:r>
       <w:r>
+        <w:t>Пока что нет заготовок</w:t>
+      </w:r>
+    </w:p>
+  </w:comment>
+  <w:comment w:id="7" w:author="Роман Бугаeв" w:date="2025-03-24T21:16:00Z" w:initials="РБ">
+    <w:p>
+      <w:pPr>
+        <w:pStyle w:val="aff5"/>
+      </w:pPr>
+      <w:r>
+        <w:rPr>
+          <w:rStyle w:val="aff4"/>
+        </w:rPr>
+        <w:annotationRef/>
+      </w:r>
+      <w:r>
         <w:t>Вопрос по не реализованной части 6</w:t>
       </w:r>
     </w:p>
   </w:comment>
-  <w:comment w:id="7" w:author="Роман Бугаeв" w:date="2025-03-24T21:17:00Z" w:initials="РБ">
+  <w:comment w:id="8" w:author="Роман Бугаeв" w:date="2025-03-24T21:17:00Z" w:initials="РБ">
     <w:p>
       <w:pPr>
         <w:pStyle w:val="aff5"/>
@@ -2611,65 +2767,7 @@
         <w:annotationRef/>
       </w:r>
       <w:r>
-        <w:t xml:space="preserve">Вопросы по не реализованной части </w:t>
-      </w:r>
-      <w:r>
-        <w:t>7</w:t>
-      </w:r>
-    </w:p>
-    <w:p>
-      <w:pPr>
-        <w:pStyle w:val="aff5"/>
-      </w:pPr>
-    </w:p>
-  </w:comment>
-  <w:comment w:id="8" w:author="Роман Бугаeв" w:date="2025-03-24T21:18:00Z" w:initials="РБ">
-    <w:p>
-      <w:pPr>
-        <w:pStyle w:val="aff5"/>
-      </w:pPr>
-      <w:r>
-        <w:rPr>
-          <w:rStyle w:val="aff4"/>
-        </w:rPr>
-        <w:annotationRef/>
-      </w:r>
-      <w:r>
-        <w:rPr>
-          <w:rStyle w:val="aff4"/>
-        </w:rPr>
-        <w:annotationRef/>
-      </w:r>
-      <w:r>
-        <w:t>Пока что нет заготовок</w:t>
-      </w:r>
-    </w:p>
-    <w:p>
-      <w:pPr>
-        <w:pStyle w:val="aff5"/>
-      </w:pPr>
-      <w:r>
-        <w:rPr>
-          <w:rStyle w:val="aff4"/>
-        </w:rPr>
-        <w:annotationRef/>
-      </w:r>
-      <w:r>
-        <w:t>Пока что нет заготовок</w:t>
-      </w:r>
-    </w:p>
-    <w:p>
-      <w:pPr>
-        <w:pStyle w:val="aff5"/>
-      </w:pPr>
-      <w:r>
-        <w:rPr>
-          <w:rStyle w:val="aff4"/>
-        </w:rPr>
-        <w:annotationRef/>
-      </w:r>
-      <w:r>
-        <w:t>Вопросы по не реализованной части 6</w:t>
+        <w:t>Вопросы по не реализованной части 7</w:t>
       </w:r>
     </w:p>
     <w:p>
@@ -2724,10 +2822,62 @@
         <w:annotationRef/>
       </w:r>
       <w:r>
-        <w:t xml:space="preserve">Вопросы по не реализованной части </w:t>
-      </w:r>
-      <w:r>
-        <w:t>7</w:t>
+        <w:t>Вопросы по не реализованной части 6</w:t>
+      </w:r>
+    </w:p>
+    <w:p>
+      <w:pPr>
+        <w:pStyle w:val="aff5"/>
+      </w:pPr>
+    </w:p>
+  </w:comment>
+  <w:comment w:id="10" w:author="Роман Бугаeв" w:date="2025-03-24T21:18:00Z" w:initials="РБ">
+    <w:p>
+      <w:pPr>
+        <w:pStyle w:val="aff5"/>
+      </w:pPr>
+      <w:r>
+        <w:rPr>
+          <w:rStyle w:val="aff4"/>
+        </w:rPr>
+        <w:annotationRef/>
+      </w:r>
+      <w:r>
+        <w:rPr>
+          <w:rStyle w:val="aff4"/>
+        </w:rPr>
+        <w:annotationRef/>
+      </w:r>
+      <w:r>
+        <w:t>Пока что нет заготовок</w:t>
+      </w:r>
+    </w:p>
+    <w:p>
+      <w:pPr>
+        <w:pStyle w:val="aff5"/>
+      </w:pPr>
+      <w:r>
+        <w:rPr>
+          <w:rStyle w:val="aff4"/>
+        </w:rPr>
+        <w:annotationRef/>
+      </w:r>
+      <w:r>
+        <w:t>Пока что нет заготовок</w:t>
+      </w:r>
+    </w:p>
+    <w:p>
+      <w:pPr>
+        <w:pStyle w:val="aff5"/>
+      </w:pPr>
+      <w:r>
+        <w:rPr>
+          <w:rStyle w:val="aff4"/>
+        </w:rPr>
+        <w:annotationRef/>
+      </w:r>
+      <w:r>
+        <w:t>Вопросы по не реализованной части 7</w:t>
       </w:r>
     </w:p>
     <w:p>
@@ -2742,6 +2892,7 @@
 <file path=word/commentsExtended.xml><?xml version="1.0" encoding="utf-8"?>
 <w15:commentsEx xmlns:wpc="http://schemas.microsoft.com/office/word/2010/wordprocessingCanvas" xmlns:cx="http://schemas.microsoft.com/office/drawing/2014/chartex" xmlns:cx1="http://schemas.microsoft.com/office/drawing/2015/9/8/chartex" xmlns:cx2="http://schemas.microsoft.com/office/drawing/2015/10/21/chartex" xmlns:cx3="http://schemas.microsoft.com/office/drawing/2016/5/9/chartex" xmlns:cx4="http://schemas.microsoft.com/office/drawing/2016/5/10/chartex" xmlns:cx5="http://schemas.microsoft.com/office/drawing/2016/5/11/chartex" xmlns:cx6="http://schemas.microsoft.com/office/drawing/2016/5/12/chartex" xmlns:cx7="http://schemas.microsoft.com/office/drawing/2016/5/13/chartex" xmlns:cx8="http://schemas.microsoft.com/office/drawing/2016/5/14/chartex" xmlns:mc="http://schemas.openxmlformats.org/markup-compatibility/2006" xmlns:aink="http://schemas.microsoft.com/office/drawing/2016/ink" xmlns:am3d="http://schemas.microsoft.com/office/drawing/2017/model3d" xmlns:o="urn:schemas-microsoft-com:office:office" xmlns:oel="http://schemas.microsoft.com/office/2019/extlst" xmlns:r="http://schemas.openxmlformats.org/officeDocument/2006/relationships" xmlns:m="http://schemas.openxmlformats.org/officeDocument/2006/math" xmlns:v="urn:schemas-microsoft-com:vml" xmlns:wp14="http://schemas.microsoft.com/office/word/2010/wordprocessingDrawing" xmlns:wp="http://schemas.openxmlformats.org/drawingml/2006/wordprocessingDrawing" xmlns:w10="urn:schemas-microsoft-com:office:word" xmlns:w="http://schemas.openxmlformats.org/wordprocessingml/2006/main" xmlns:w14="http://schemas.microsoft.com/office/word/2010/wordml" xmlns:w15="http://schemas.microsoft.com/office/word/2012/wordml" xmlns:w16cex="http://schemas.microsoft.com/office/word/2018/wordml/cex" xmlns:w16cid="http://schemas.microsoft.com/office/word/2016/wordml/cid" xmlns:w16="http://schemas.microsoft.com/office/word/2018/wordml" xmlns:w16sdtdh="http://schemas.microsoft.com/office/word/2020/wordml/sdtdatahash" xmlns:w16se="http://schemas.microsoft.com/office/word/2015/wordml/symex" xmlns:wpg="http://schemas.microsoft.com/office/word/2010/wordprocessingGroup" xmlns:wpi="http://schemas.microsoft.com/office/word/2010/wordprocessingInk" xmlns:wne="http://schemas.microsoft.com/office/word/2006/wordml" xmlns:wps="http://schemas.microsoft.com/office/word/2010/wordprocessingShape" mc:Ignorable="w14 w15 w16se w16cid w16 w16cex w16sdtdh wp14">
   <w15:commentEx w15:paraId="1F7450BC" w15:done="0"/>
+  <w15:commentEx w15:paraId="7E542331" w15:done="0"/>
   <w15:commentEx w15:paraId="6DB55C21" w15:done="0"/>
   <w15:commentEx w15:paraId="1D35DC0B" w15:done="0"/>
   <w15:commentEx w15:paraId="51E89259" w15:done="0"/>
@@ -2753,6 +2904,7 @@
 <file path=word/commentsExtensible.xml><?xml version="1.0" encoding="utf-8"?>
 <w16cex:commentsExtensible xmlns:wpc="http://schemas.microsoft.com/office/word/2010/wordprocessingCanvas" xmlns:cx="http://schemas.microsoft.com/office/drawing/2014/chartex" xmlns:cx1="http://schemas.microsoft.com/office/drawing/2015/9/8/chartex" xmlns:cx2="http://schemas.microsoft.com/office/drawing/2015/10/21/chartex" xmlns:cx3="http://schemas.microsoft.com/office/drawing/2016/5/9/chartex" xmlns:cx4="http://schemas.microsoft.com/office/drawing/2016/5/10/chartex" xmlns:cx5="http://schemas.microsoft.com/office/drawing/2016/5/11/chartex" xmlns:cx6="http://schemas.microsoft.com/office/drawing/2016/5/12/chartex" xmlns:cx7="http://schemas.microsoft.com/office/drawing/2016/5/13/chartex" xmlns:cx8="http://schemas.microsoft.com/office/drawing/2016/5/14/chartex" xmlns:cr="http://schemas.microsoft.com/office/comments/2020/reactions" xmlns:mc="http://schemas.openxmlformats.org/markup-compatibility/2006" xmlns:aink="http://schemas.microsoft.com/office/drawing/2016/ink" xmlns:am3d="http://schemas.microsoft.com/office/drawing/2017/model3d" xmlns:o="urn:schemas-microsoft-com:office:office" xmlns:oel="http://schemas.microsoft.com/office/2019/extlst" xmlns:r="http://schemas.openxmlformats.org/officeDocument/2006/relationships" xmlns:m="http://schemas.openxmlformats.org/officeDocument/2006/math" xmlns:v="urn:schemas-microsoft-com:vml" xmlns:wp14="http://schemas.microsoft.com/office/word/2010/wordprocessingDrawing" xmlns:wp="http://schemas.openxmlformats.org/drawingml/2006/wordprocessingDrawing" xmlns:w10="urn:schemas-microsoft-com:office:word" xmlns:w="http://schemas.openxmlformats.org/wordprocessingml/2006/main" xmlns:w14="http://schemas.microsoft.com/office/word/2010/wordml" xmlns:w15="http://schemas.microsoft.com/office/word/2012/wordml" xmlns:w16cex="http://schemas.microsoft.com/office/word/2018/wordml/cex" xmlns:w16cid="http://schemas.microsoft.com/office/word/2016/wordml/cid" xmlns:w16="http://schemas.microsoft.com/office/word/2018/wordml" xmlns:w16sdtdh="http://schemas.microsoft.com/office/word/2020/wordml/sdtdatahash" xmlns:w16se="http://schemas.microsoft.com/office/word/2015/wordml/symex" xmlns:wpg="http://schemas.microsoft.com/office/word/2010/wordprocessingGroup" xmlns:wpi="http://schemas.microsoft.com/office/word/2010/wordprocessingInk" xmlns:wne="http://schemas.microsoft.com/office/word/2006/wordml" xmlns:wps="http://schemas.microsoft.com/office/word/2010/wordprocessingShape" mc:Ignorable="w14 w15 w16se w16cid w16 w16cex w16sdtdh cr wp14">
   <w16cex:commentExtensible w16cex:durableId="03D7A6FC" w16cex:dateUtc="2025-03-24T18:15:00Z"/>
+  <w16cex:commentExtensible w16cex:durableId="6A9E2360" w16cex:dateUtc="2025-04-01T21:04:00Z"/>
   <w16cex:commentExtensible w16cex:durableId="61909458" w16cex:dateUtc="2025-03-24T18:16:00Z"/>
   <w16cex:commentExtensible w16cex:durableId="2D39BCD7" w16cex:dateUtc="2025-03-24T18:16:00Z"/>
   <w16cex:commentExtensible w16cex:durableId="0CAC273B" w16cex:dateUtc="2025-03-24T18:17:00Z"/>
@@ -2764,6 +2916,7 @@
 <file path=word/commentsIds.xml><?xml version="1.0" encoding="utf-8"?>
 <w16cid:commentsIds xmlns:wpc="http://schemas.microsoft.com/office/word/2010/wordprocessingCanvas" xmlns:cx="http://schemas.microsoft.com/office/drawing/2014/chartex" xmlns:cx1="http://schemas.microsoft.com/office/drawing/2015/9/8/chartex" xmlns:cx2="http://schemas.microsoft.com/office/drawing/2015/10/21/chartex" xmlns:cx3="http://schemas.microsoft.com/office/drawing/2016/5/9/chartex" xmlns:cx4="http://schemas.microsoft.com/office/drawing/2016/5/10/chartex" xmlns:cx5="http://schemas.microsoft.com/office/drawing/2016/5/11/chartex" xmlns:cx6="http://schemas.microsoft.com/office/drawing/2016/5/12/chartex" xmlns:cx7="http://schemas.microsoft.com/office/drawing/2016/5/13/chartex" xmlns:cx8="http://schemas.microsoft.com/office/drawing/2016/5/14/chartex" xmlns:mc="http://schemas.openxmlformats.org/markup-compatibility/2006" xmlns:aink="http://schemas.microsoft.com/office/drawing/2016/ink" xmlns:am3d="http://schemas.microsoft.com/office/drawing/2017/model3d" xmlns:o="urn:schemas-microsoft-com:office:office" xmlns:oel="http://schemas.microsoft.com/office/2019/extlst" xmlns:r="http://schemas.openxmlformats.org/officeDocument/2006/relationships" xmlns:m="http://schemas.openxmlformats.org/officeDocument/2006/math" xmlns:v="urn:schemas-microsoft-com:vml" xmlns:wp14="http://schemas.microsoft.com/office/word/2010/wordprocessingDrawing" xmlns:wp="http://schemas.openxmlformats.org/drawingml/2006/wordprocessingDrawing" xmlns:w10="urn:schemas-microsoft-com:office:word" xmlns:w="http://schemas.openxmlformats.org/wordprocessingml/2006/main" xmlns:w14="http://schemas.microsoft.com/office/word/2010/wordml" xmlns:w15="http://schemas.microsoft.com/office/word/2012/wordml" xmlns:w16cex="http://schemas.microsoft.com/office/word/2018/wordml/cex" xmlns:w16cid="http://schemas.microsoft.com/office/word/2016/wordml/cid" xmlns:w16="http://schemas.microsoft.com/office/word/2018/wordml" xmlns:w16sdtdh="http://schemas.microsoft.com/office/word/2020/wordml/sdtdatahash" xmlns:w16se="http://schemas.microsoft.com/office/word/2015/wordml/symex" xmlns:wpg="http://schemas.microsoft.com/office/word/2010/wordprocessingGroup" xmlns:wpi="http://schemas.microsoft.com/office/word/2010/wordprocessingInk" xmlns:wne="http://schemas.microsoft.com/office/word/2006/wordml" xmlns:wps="http://schemas.microsoft.com/office/word/2010/wordprocessingShape" mc:Ignorable="w14 w15 w16se w16cid w16 w16cex w16sdtdh wp14">
   <w16cid:commentId w16cid:paraId="1F7450BC" w16cid:durableId="03D7A6FC"/>
+  <w16cid:commentId w16cid:paraId="7E542331" w16cid:durableId="6A9E2360"/>
   <w16cid:commentId w16cid:paraId="6DB55C21" w16cid:durableId="61909458"/>
   <w16cid:commentId w16cid:paraId="1D35DC0B" w16cid:durableId="2D39BCD7"/>
   <w16cid:commentId w16cid:paraId="51E89259" w16cid:durableId="0CAC273B"/>

--- a/Лабораторная по драйверам.docx
+++ b/Лабораторная по драйверам.docx
@@ -1,6 +1,6 @@
 
 <file path=word/document.xml><?xml version="1.0" encoding="utf-8"?>
-<w:document xmlns:wpc="http://schemas.microsoft.com/office/word/2010/wordprocessingCanvas" xmlns:cx="http://schemas.microsoft.com/office/drawing/2014/chartex" xmlns:cx1="http://schemas.microsoft.com/office/drawing/2015/9/8/chartex" xmlns:cx2="http://schemas.microsoft.com/office/drawing/2015/10/21/chartex" xmlns:cx3="http://schemas.microsoft.com/office/drawing/2016/5/9/chartex" xmlns:cx4="http://schemas.microsoft.com/office/drawing/2016/5/10/chartex" xmlns:cx5="http://schemas.microsoft.com/office/drawing/2016/5/11/chartex" xmlns:cx6="http://schemas.microsoft.com/office/drawing/2016/5/12/chartex" xmlns:cx7="http://schemas.microsoft.com/office/drawing/2016/5/13/chartex" xmlns:cx8="http://schemas.microsoft.com/office/drawing/2016/5/14/chartex" xmlns:mc="http://schemas.openxmlformats.org/markup-compatibility/2006" xmlns:aink="http://schemas.microsoft.com/office/drawing/2016/ink" xmlns:am3d="http://schemas.microsoft.com/office/drawing/2017/model3d" xmlns:o="urn:schemas-microsoft-com:office:office" xmlns:oel="http://schemas.microsoft.com/office/2019/extlst" xmlns:r="http://schemas.openxmlformats.org/officeDocument/2006/relationships" xmlns:m="http://schemas.openxmlformats.org/officeDocument/2006/math" xmlns:v="urn:schemas-microsoft-com:vml" xmlns:wp14="http://schemas.microsoft.com/office/word/2010/wordprocessingDrawing" xmlns:wp="http://schemas.openxmlformats.org/drawingml/2006/wordprocessingDrawing" xmlns:w10="urn:schemas-microsoft-com:office:word" xmlns:w="http://schemas.openxmlformats.org/wordprocessingml/2006/main" xmlns:w14="http://schemas.microsoft.com/office/word/2010/wordml" xmlns:w15="http://schemas.microsoft.com/office/word/2012/wordml" xmlns:w16cex="http://schemas.microsoft.com/office/word/2018/wordml/cex" xmlns:w16cid="http://schemas.microsoft.com/office/word/2016/wordml/cid" xmlns:w16="http://schemas.microsoft.com/office/word/2018/wordml" xmlns:w16sdtdh="http://schemas.microsoft.com/office/word/2020/wordml/sdtdatahash" xmlns:w16se="http://schemas.microsoft.com/office/word/2015/wordml/symex" xmlns:wpg="http://schemas.microsoft.com/office/word/2010/wordprocessingGroup" xmlns:wpi="http://schemas.microsoft.com/office/word/2010/wordprocessingInk" xmlns:wne="http://schemas.microsoft.com/office/word/2006/wordml" xmlns:wps="http://schemas.microsoft.com/office/word/2010/wordprocessingShape" mc:Ignorable="w14 w15 w16se w16cid w16 w16cex w16sdtdh wp14">
+<w:document xmlns:wpc="http://schemas.microsoft.com/office/word/2010/wordprocessingCanvas" xmlns:cx="http://schemas.microsoft.com/office/drawing/2014/chartex" xmlns:cx1="http://schemas.microsoft.com/office/drawing/2015/9/8/chartex" xmlns:cx2="http://schemas.microsoft.com/office/drawing/2015/10/21/chartex" xmlns:cx3="http://schemas.microsoft.com/office/drawing/2016/5/9/chartex" xmlns:cx4="http://schemas.microsoft.com/office/drawing/2016/5/10/chartex" xmlns:cx5="http://schemas.microsoft.com/office/drawing/2016/5/11/chartex" xmlns:cx6="http://schemas.microsoft.com/office/drawing/2016/5/12/chartex" xmlns:cx7="http://schemas.microsoft.com/office/drawing/2016/5/13/chartex" xmlns:cx8="http://schemas.microsoft.com/office/drawing/2016/5/14/chartex" xmlns:mc="http://schemas.openxmlformats.org/markup-compatibility/2006" xmlns:aink="http://schemas.microsoft.com/office/drawing/2016/ink" xmlns:am3d="http://schemas.microsoft.com/office/drawing/2017/model3d" xmlns:o="urn:schemas-microsoft-com:office:office" xmlns:r="http://schemas.openxmlformats.org/officeDocument/2006/relationships" xmlns:m="http://schemas.openxmlformats.org/officeDocument/2006/math" xmlns:v="urn:schemas-microsoft-com:vml" xmlns:wp14="http://schemas.microsoft.com/office/word/2010/wordprocessingDrawing" xmlns:wp="http://schemas.openxmlformats.org/drawingml/2006/wordprocessingDrawing" xmlns:w10="urn:schemas-microsoft-com:office:word" xmlns:w="http://schemas.openxmlformats.org/wordprocessingml/2006/main" xmlns:w14="http://schemas.microsoft.com/office/word/2010/wordml" xmlns:w15="http://schemas.microsoft.com/office/word/2012/wordml" xmlns:w16cex="http://schemas.microsoft.com/office/word/2018/wordml/cex" xmlns:w16cid="http://schemas.microsoft.com/office/word/2016/wordml/cid" xmlns:w16="http://schemas.microsoft.com/office/word/2018/wordml" xmlns:w16sdtdh="http://schemas.microsoft.com/office/word/2020/wordml/sdtdatahash" xmlns:w16se="http://schemas.microsoft.com/office/word/2015/wordml/symex" xmlns:wpg="http://schemas.microsoft.com/office/word/2010/wordprocessingGroup" xmlns:wpi="http://schemas.microsoft.com/office/word/2010/wordprocessingInk" xmlns:wne="http://schemas.microsoft.com/office/word/2006/wordml" xmlns:wps="http://schemas.microsoft.com/office/word/2010/wordprocessingShape" mc:Ignorable="w14 w15 w16se w16cid w16 w16cex w16sdtdh wp14">
   <w:body>
     <w:p>
       <w:pPr>
@@ -296,11 +296,21 @@
       <w:r>
         <w:t>№</w:t>
       </w:r>
-      <w:fldSimple w:instr=" SEQ img_num \* MERGEFORMAT ">
-        <w:r>
-          <w:t>1</w:t>
-        </w:r>
-      </w:fldSimple>
+      <w:r>
+        <w:fldChar w:fldCharType="begin"/>
+      </w:r>
+      <w:r>
+        <w:instrText xml:space="preserve"> SEQ img_num \* MERGEFORMAT </w:instrText>
+      </w:r>
+      <w:r>
+        <w:fldChar w:fldCharType="separate"/>
+      </w:r>
+      <w:r>
+        <w:t>1</w:t>
+      </w:r>
+      <w:r>
+        <w:fldChar w:fldCharType="end"/>
+      </w:r>
       <w:bookmarkEnd w:id="0"/>
       <w:r>
         <w:t xml:space="preserve">. </w:t>
@@ -604,11 +614,21 @@
       <w:r>
         <w:t>№</w:t>
       </w:r>
-      <w:fldSimple w:instr=" SEQ tabe_num \* MERGEFORMAT ">
-        <w:r>
-          <w:t>1</w:t>
-        </w:r>
-      </w:fldSimple>
+      <w:r>
+        <w:fldChar w:fldCharType="begin"/>
+      </w:r>
+      <w:r>
+        <w:instrText xml:space="preserve"> SEQ tabe_num \* MERGEFORMAT </w:instrText>
+      </w:r>
+      <w:r>
+        <w:fldChar w:fldCharType="separate"/>
+      </w:r>
+      <w:r>
+        <w:t>1</w:t>
+      </w:r>
+      <w:r>
+        <w:fldChar w:fldCharType="end"/>
+      </w:r>
       <w:bookmarkEnd w:id="1"/>
       <w:r>
         <w:t xml:space="preserve">. </w:t>
@@ -792,11 +812,21 @@
       <w:r>
         <w:t>№</w:t>
       </w:r>
-      <w:fldSimple w:instr=" SEQ tabe_num \* MERGEFORMAT ">
-        <w:r>
-          <w:t>2</w:t>
-        </w:r>
-      </w:fldSimple>
+      <w:r>
+        <w:fldChar w:fldCharType="begin"/>
+      </w:r>
+      <w:r>
+        <w:instrText xml:space="preserve"> SEQ tabe_num \* MERGEFORMAT </w:instrText>
+      </w:r>
+      <w:r>
+        <w:fldChar w:fldCharType="separate"/>
+      </w:r>
+      <w:r>
+        <w:t>2</w:t>
+      </w:r>
+      <w:r>
+        <w:fldChar w:fldCharType="end"/>
+      </w:r>
       <w:bookmarkEnd w:id="2"/>
       <w:r>
         <w:t>.</w:t>
@@ -1577,24 +1607,8 @@
           <w:numId w:val="1"/>
         </w:numPr>
       </w:pPr>
-      <w:commentRangeStart w:id="3"/>
       <w:r>
         <w:t>Отображение указателя мыши на VGA</w:t>
-      </w:r>
-      <w:commentRangeEnd w:id="3"/>
-      <w:r>
-        <w:rPr>
-          <w:rStyle w:val="aff4"/>
-          <w:rFonts w:asciiTheme="minorHAnsi" w:eastAsiaTheme="minorHAnsi" w:hAnsiTheme="minorHAnsi" w:cstheme="minorBidi"/>
-          <w:b w:val="0"/>
-          <w:bCs w:val="0"/>
-          <w:iCs w:val="0"/>
-          <w:color w:val="auto"/>
-          <w:kern w:val="2"/>
-          <w:lang w:eastAsia="en-US"/>
-          <w14:ligatures w14:val="standardContextual"/>
-        </w:rPr>
-        <w:commentReference w:id="3"/>
       </w:r>
     </w:p>
     <w:p>
@@ -1610,30 +1624,17 @@
         <w:spacing w:line="276" w:lineRule="auto"/>
       </w:pPr>
       <w:r>
-        <w:t xml:space="preserve">В этой части вы должны реализовать процедуры для отображения указателя мыши на экране. Для отображения указателя мыши на экране вы будете использовать </w:t>
-      </w:r>
-      <w:commentRangeStart w:id="4"/>
-      <w:r>
-        <w:t xml:space="preserve">процессоры </w:t>
-      </w:r>
-      <w:commentRangeEnd w:id="4"/>
-      <w:r>
-        <w:rPr>
-          <w:rStyle w:val="aff4"/>
-          <w:rFonts w:asciiTheme="minorHAnsi" w:eastAsiaTheme="minorHAnsi" w:hAnsiTheme="minorHAnsi" w:cstheme="minorBidi"/>
-          <w:color w:val="auto"/>
-          <w:kern w:val="2"/>
-          <w:lang w:eastAsia="en-US"/>
-          <w14:ligatures w14:val="standardContextual"/>
-        </w:rPr>
-        <w:commentReference w:id="4"/>
-      </w:r>
-      <w:r>
-        <w:t xml:space="preserve">VGA в компьютере серии DE. Эти ядра реализуют интерфейс VGA, который позволяет </w:t>
+        <w:t>В этой части вы должны реализовать процедуры для отображения указателя мыши на экране. Для отображения указателя мыши на экране вы будете использовать VGA</w:t>
+      </w:r>
+      <w:r>
+        <w:t xml:space="preserve"> контроллер</w:t>
+      </w:r>
+      <w:r>
+        <w:t xml:space="preserve">, который позволяет выводить изображение на экран компьютера с разрешением </w:t>
       </w:r>
       <w:r>
         <w:lastRenderedPageBreak/>
-        <w:t>выводить изображение на экран компьютера с разрешением 320 на 240 пикселей. Изображение, отображаемое на экране, сохраняется в памяти и может быть легко изменено.</w:t>
+        <w:t>320 на 240 пикселей. Изображение, отображаемое на экране, сохраняется в памяти и может быть легко изменено.</w:t>
       </w:r>
     </w:p>
     <w:p>
@@ -1642,7 +1643,7 @@
         <w:spacing w:line="276" w:lineRule="auto"/>
       </w:pPr>
       <w:r>
-        <w:t>Чтобы нарисовать указатель мыши на экране, необходимо определить форму указателя, а также дополнительный буфер, содержащий содержимое экрана под указателем мыши. Форма указателя отображается на экране так же, как и на любом другом изображении. Вам следует использовать дополнительный буфер для сохранения части экрана, на которой отображается изображение мыши. Затем, когда мышь будет перемещена в будущем, вы сможете легко восстановить содержимое экрана и переместить мышь в новое место.</w:t>
+        <w:t>Чтобы нарисовать указатель мыши на экране, необходимо определить форму указателя, а также дополнительный буфер, содержащий содержимое экрана под указателем мыши. Вам следует использовать дополнительный буфер для сохранения части экрана, на которой отображается изображение мыши. Затем, когда мышь будет перемещена в будущем, вы сможете легко восстановить содержимое экрана и переместить мышь в новое место.</w:t>
       </w:r>
     </w:p>
     <w:p>
@@ -1778,7 +1779,7 @@
                     <pic:cNvPicPr/>
                   </pic:nvPicPr>
                   <pic:blipFill>
-                    <a:blip r:embed="rId13">
+                    <a:blip r:embed="rId9">
                       <a:extLst>
                         <a:ext uri="{28A0092B-C50C-407E-A947-70E740481C1C}">
                           <a14:useLocalDpi xmlns:a14="http://schemas.microsoft.com/office/drawing/2010/main" val="0"/>
@@ -1815,16 +1816,26 @@
       <w:r>
         <w:t xml:space="preserve"> </w:t>
       </w:r>
-      <w:bookmarkStart w:id="5" w:name="ris2"/>
+      <w:bookmarkStart w:id="3" w:name="ris2"/>
       <w:r>
         <w:t>№</w:t>
       </w:r>
-      <w:fldSimple w:instr=" SEQ img_num \* MERGEFORMAT ">
-        <w:r>
-          <w:t>2</w:t>
-        </w:r>
-      </w:fldSimple>
-      <w:bookmarkEnd w:id="5"/>
+      <w:r>
+        <w:fldChar w:fldCharType="begin"/>
+      </w:r>
+      <w:r>
+        <w:instrText xml:space="preserve"> SEQ img_num \* MERGEFORMAT </w:instrText>
+      </w:r>
+      <w:r>
+        <w:fldChar w:fldCharType="separate"/>
+      </w:r>
+      <w:r>
+        <w:t>2</w:t>
+      </w:r>
+      <w:r>
+        <w:fldChar w:fldCharType="end"/>
+      </w:r>
+      <w:bookmarkEnd w:id="3"/>
       <w:r>
         <w:t xml:space="preserve">. </w:t>
       </w:r>
@@ -1846,12 +1857,21 @@
     <w:p>
       <w:pPr>
         <w:pStyle w:val="a2"/>
-        <w:rPr>
-          <w:lang w:val="en-US"/>
-        </w:rPr>
-      </w:pPr>
-      <w:r>
-        <w:t>Адаптируйте драйвер вашего мышиного устройства для перемещения указателя мыши по экрану. Определите две новые функции для вашего драйвера:</w:t>
+      </w:pPr>
+      <w:r>
+        <w:t xml:space="preserve">Адаптируйте </w:t>
+      </w:r>
+      <w:r>
+        <w:t xml:space="preserve">ваш </w:t>
+      </w:r>
+      <w:r>
+        <w:t>драйвер</w:t>
+      </w:r>
+      <w:r>
+        <w:t xml:space="preserve"> </w:t>
+      </w:r>
+      <w:r>
+        <w:t>для перемещения указателя мыши по экрану. Определите две новые:</w:t>
       </w:r>
     </w:p>
     <w:p>
@@ -1862,9 +1882,6 @@
           <w:ilvl w:val="0"/>
           <w:numId w:val="8"/>
         </w:numPr>
-        <w:rPr>
-          <w:lang w:val="en-US"/>
-        </w:rPr>
       </w:pPr>
       <w:r>
         <w:rPr>
@@ -1874,7 +1891,6 @@
           <w:iCs/>
           <w:lang w:val="en-US"/>
         </w:rPr>
-        <w:lastRenderedPageBreak/>
         <w:t>draw</w:t>
       </w:r>
       <w:r>
@@ -1900,7 +1916,25 @@
         <w:br/>
       </w:r>
       <w:r>
-        <w:t>сохраните изображение под указателем мыши и нарисуйте указатель мыши в текущем местоположении. Используйте матрицу, описанную выше, для рисования указателя мыши на экране, предполагая, что верхний левый угол изображения указателя мыши находится в текущем местоположении мыши. Эта функция должна быть видна только</w:t>
+        <w:t>сохран</w:t>
+      </w:r>
+      <w:r>
+        <w:t>яет</w:t>
+      </w:r>
+      <w:r>
+        <w:t xml:space="preserve"> изображение под указателем мыши и</w:t>
+      </w:r>
+      <w:r>
+        <w:t xml:space="preserve"> рисует</w:t>
+      </w:r>
+      <w:r>
+        <w:t xml:space="preserve"> </w:t>
+      </w:r>
+      <w:r>
+        <w:t>его</w:t>
+      </w:r>
+      <w:r>
+        <w:t xml:space="preserve"> в текущем местоположении. Используйте матрицу, описанную выше, для рисования указателя на экране, предполагая, что верхний левый угол изображения указателя находится в текущем местоположении мыши. Эта функция должна быть видна только</w:t>
       </w:r>
       <w:r>
         <w:t xml:space="preserve"> драйверу</w:t>
@@ -1921,6 +1955,7 @@
           <w:iCs/>
           <w:lang w:val="en-US"/>
         </w:rPr>
+        <w:lastRenderedPageBreak/>
         <w:t>era</w:t>
       </w:r>
       <w:r>
@@ -2009,11 +2044,11 @@
           <w:numId w:val="9"/>
         </w:numPr>
       </w:pPr>
-      <w:commentRangeStart w:id="6"/>
+      <w:commentRangeStart w:id="4"/>
       <w:r>
         <w:t>Анимация и интерактивная игра с мышью</w:t>
       </w:r>
-      <w:commentRangeEnd w:id="6"/>
+      <w:commentRangeEnd w:id="4"/>
       <w:r>
         <w:rPr>
           <w:rStyle w:val="aff4"/>
@@ -2026,7 +2061,7 @@
           <w:lang w:eastAsia="en-US"/>
           <w14:ligatures w14:val="standardContextual"/>
         </w:rPr>
-        <w:commentReference w:id="6"/>
+        <w:commentReference w:id="4"/>
       </w:r>
     </w:p>
     <w:p>
@@ -2227,16 +2262,40 @@
         <w:pStyle w:val="10"/>
       </w:pPr>
       <w:r>
+        <w:t>Контрольные вопросы</w:t>
+      </w:r>
+    </w:p>
+    <w:p>
+      <w:pPr>
+        <w:pStyle w:val="20"/>
+      </w:pPr>
+      <w:r>
+        <w:t>Теоретические вопросы</w:t>
+      </w:r>
+    </w:p>
+    <w:p>
+      <w:pPr>
+        <w:pStyle w:val="a"/>
+      </w:pPr>
+      <w:r>
+        <w:t>Объясните назначение регистров данных и управления порта PS/2. Какие поля они содержат и как взаимодействуют с буфером FIFO?</w:t>
+      </w:r>
+    </w:p>
+    <w:p>
+      <w:pPr>
+        <w:pStyle w:val="a"/>
+      </w:pPr>
+      <w:r>
+        <w:t>Какие этапы инициализации мыши через порт PS/2 необходимы для корректной работы? Опишите последовательность команд и ожидаемые ответы.</w:t>
+      </w:r>
+    </w:p>
+    <w:p>
+      <w:pPr>
+        <w:pStyle w:val="a"/>
+      </w:pPr>
+      <w:r>
         <w:lastRenderedPageBreak/>
-        <w:t>Контрольные вопросы</w:t>
-      </w:r>
-    </w:p>
-    <w:p>
-      <w:pPr>
-        <w:pStyle w:val="20"/>
-      </w:pPr>
-      <w:r>
-        <w:t>Теоретические вопросы</w:t>
+        <w:t>Как обрабатываются 3-байтовые пакеты данных от мыши? Расшифруйте формат пакета, включая биты состояния кнопок, перемещения по осям и переполнения.</w:t>
       </w:r>
     </w:p>
     <w:p>
@@ -2244,7 +2303,23 @@
         <w:pStyle w:val="a"/>
       </w:pPr>
       <w:r>
-        <w:t>Объясните назначение регистров данных и управления порта PS/2. Какие поля они содержат и как взаимодействуют с буфером FIFO?</w:t>
+        <w:t>В чём разница между опросом (</w:t>
+      </w:r>
+      <w:proofErr w:type="spellStart"/>
+      <w:r>
+        <w:t>polling</w:t>
+      </w:r>
+      <w:proofErr w:type="spellEnd"/>
+      <w:r>
+        <w:t>) и обработкой прерываний (</w:t>
+      </w:r>
+      <w:proofErr w:type="spellStart"/>
+      <w:r>
+        <w:t>interrupt-driven</w:t>
+      </w:r>
+      <w:proofErr w:type="spellEnd"/>
+      <w:r>
+        <w:t>) при работе с устройствами? Какие преимущества и недостатки у каждого подхода?</w:t>
       </w:r>
     </w:p>
     <w:p>
@@ -2252,80 +2327,40 @@
         <w:pStyle w:val="a"/>
       </w:pPr>
       <w:r>
-        <w:t>Какие этапы инициализации мыши через порт PS/2 необходимы для корректной работы? Опишите последовательность команд и ожидаемые ответы.</w:t>
+        <w:t>Как организована процедура обработки прерываний (ISR) для порта PS/2? Какие функции она должна выполнять?</w:t>
       </w:r>
     </w:p>
     <w:p>
       <w:pPr>
         <w:pStyle w:val="a"/>
       </w:pPr>
-      <w:r>
-        <w:t>Как обрабатываются 3-байтовые пакеты данных от мыши? Расшифруйте формат пакета, включая биты состояния кнопок, перемещения по осям и переполнения.</w:t>
-      </w:r>
-    </w:p>
-    <w:p>
-      <w:pPr>
-        <w:pStyle w:val="a"/>
-      </w:pPr>
-      <w:r>
-        <w:t>В чём разница между опросом (</w:t>
+      <w:commentRangeStart w:id="5"/>
+      <w:r>
+        <w:t>Объясните принцип работы с VGA для отображения указателя мыши. Как реализованы функции </w:t>
       </w:r>
       <w:proofErr w:type="spellStart"/>
       <w:r>
-        <w:t>polling</w:t>
+        <w:rPr>
+          <w:rFonts w:eastAsiaTheme="majorEastAsia"/>
+        </w:rPr>
+        <w:t>draw_mouse</w:t>
       </w:r>
       <w:proofErr w:type="spellEnd"/>
       <w:r>
-        <w:t>) и обработкой прерываний (</w:t>
+        <w:t> и </w:t>
       </w:r>
       <w:proofErr w:type="spellStart"/>
       <w:r>
-        <w:t>interrupt-driven</w:t>
+        <w:rPr>
+          <w:rFonts w:eastAsiaTheme="majorEastAsia"/>
+        </w:rPr>
+        <w:t>erase_mouse</w:t>
       </w:r>
       <w:proofErr w:type="spellEnd"/>
       <w:r>
-        <w:t>) при работе с устройствами? Какие преимущества и недостатки у каждого подхода?</w:t>
-      </w:r>
-    </w:p>
-    <w:p>
-      <w:pPr>
-        <w:pStyle w:val="a"/>
-      </w:pPr>
-      <w:r>
-        <w:t>Как организована процедура обработки прерываний (ISR) для порта PS/2? Какие функции она должна выполнять?</w:t>
-      </w:r>
-    </w:p>
-    <w:p>
-      <w:pPr>
-        <w:pStyle w:val="a"/>
-      </w:pPr>
-      <w:commentRangeStart w:id="7"/>
-      <w:r>
-        <w:t>Объясните принцип работы с VGA для отображения указателя мыши. Как реализованы функции </w:t>
-      </w:r>
-      <w:proofErr w:type="spellStart"/>
-      <w:r>
-        <w:rPr>
-          <w:rFonts w:eastAsiaTheme="majorEastAsia"/>
-        </w:rPr>
-        <w:t>draw_mouse</w:t>
-      </w:r>
-      <w:proofErr w:type="spellEnd"/>
-      <w:r>
-        <w:t> и </w:t>
-      </w:r>
-      <w:proofErr w:type="spellStart"/>
-      <w:r>
-        <w:rPr>
-          <w:rFonts w:eastAsiaTheme="majorEastAsia"/>
-        </w:rPr>
-        <w:t>erase_mouse</w:t>
-      </w:r>
-      <w:proofErr w:type="spellEnd"/>
-      <w:r>
         <w:t>?</w:t>
       </w:r>
-      <w:commentRangeEnd w:id="7"/>
+      <w:commentRangeEnd w:id="5"/>
       <w:r>
         <w:rPr>
           <w:rStyle w:val="aff4"/>
@@ -2335,18 +2370,18 @@
           <w:lang w:eastAsia="en-US"/>
           <w14:ligatures w14:val="standardContextual"/>
         </w:rPr>
-        <w:commentReference w:id="7"/>
+        <w:commentReference w:id="5"/>
       </w:r>
     </w:p>
     <w:p>
       <w:pPr>
         <w:pStyle w:val="a"/>
       </w:pPr>
-      <w:commentRangeStart w:id="8"/>
+      <w:commentRangeStart w:id="6"/>
       <w:r>
         <w:t>Почему при анимации необходимо синхронизировать скрытие/отображение мыши с циклом обновления VGA? Какие проблемы могут возникнуть без такой синхронизации?</w:t>
       </w:r>
-      <w:commentRangeEnd w:id="8"/>
+      <w:commentRangeEnd w:id="6"/>
       <w:r>
         <w:rPr>
           <w:rStyle w:val="aff4"/>
@@ -2356,7 +2391,7 @@
           <w:lang w:eastAsia="en-US"/>
           <w14:ligatures w14:val="standardContextual"/>
         </w:rPr>
-        <w:commentReference w:id="8"/>
+        <w:commentReference w:id="6"/>
       </w:r>
     </w:p>
     <w:p>
@@ -2411,11 +2446,11 @@
           <w:numId w:val="12"/>
         </w:numPr>
       </w:pPr>
-      <w:commentRangeStart w:id="9"/>
+      <w:commentRangeStart w:id="7"/>
       <w:r>
         <w:t>Как реализовать прозрачные пиксели в матрице указателя мыши? Какие данные хранятся в дополнительном буфере?</w:t>
       </w:r>
-      <w:commentRangeEnd w:id="9"/>
+      <w:commentRangeEnd w:id="7"/>
       <w:r>
         <w:rPr>
           <w:rStyle w:val="aff4"/>
@@ -2425,7 +2460,7 @@
           <w:lang w:eastAsia="en-US"/>
           <w14:ligatures w14:val="standardContextual"/>
         </w:rPr>
-        <w:commentReference w:id="9"/>
+        <w:commentReference w:id="7"/>
       </w:r>
     </w:p>
     <w:p>
@@ -2436,11 +2471,11 @@
           <w:numId w:val="13"/>
         </w:numPr>
       </w:pPr>
-      <w:commentRangeStart w:id="10"/>
+      <w:commentRangeStart w:id="8"/>
       <w:r>
         <w:t>Какие меры предприняты для предотвращения артефактов на экране при одновременной работе ISR и основной программы?</w:t>
       </w:r>
-      <w:commentRangeEnd w:id="10"/>
+      <w:commentRangeEnd w:id="8"/>
       <w:r>
         <w:rPr>
           <w:rStyle w:val="aff4"/>
@@ -2450,7 +2485,7 @@
           <w:lang w:eastAsia="en-US"/>
           <w14:ligatures w14:val="standardContextual"/>
         </w:rPr>
-        <w:commentReference w:id="10"/>
+        <w:commentReference w:id="8"/>
       </w:r>
     </w:p>
     <w:p>
@@ -2554,7 +2589,6 @@
         <w:pStyle w:val="a"/>
       </w:pPr>
       <w:r>
-        <w:lastRenderedPageBreak/>
         <w:t>Вывод данных на 7-сегментные индикаторы (часть 1).</w:t>
       </w:r>
     </w:p>
@@ -2592,6 +2626,7 @@
         <w:pStyle w:val="20"/>
       </w:pPr>
       <w:r>
+        <w:lastRenderedPageBreak/>
         <w:t>Выводы</w:t>
       </w:r>
     </w:p>
@@ -2654,8 +2689,8 @@
 </file>
 
 <file path=word/comments.xml><?xml version="1.0" encoding="utf-8"?>
-<w:comments xmlns:wpc="http://schemas.microsoft.com/office/word/2010/wordprocessingCanvas" xmlns:cx="http://schemas.microsoft.com/office/drawing/2014/chartex" xmlns:cx1="http://schemas.microsoft.com/office/drawing/2015/9/8/chartex" xmlns:cx2="http://schemas.microsoft.com/office/drawing/2015/10/21/chartex" xmlns:cx3="http://schemas.microsoft.com/office/drawing/2016/5/9/chartex" xmlns:cx4="http://schemas.microsoft.com/office/drawing/2016/5/10/chartex" xmlns:cx5="http://schemas.microsoft.com/office/drawing/2016/5/11/chartex" xmlns:cx6="http://schemas.microsoft.com/office/drawing/2016/5/12/chartex" xmlns:cx7="http://schemas.microsoft.com/office/drawing/2016/5/13/chartex" xmlns:cx8="http://schemas.microsoft.com/office/drawing/2016/5/14/chartex" xmlns:mc="http://schemas.openxmlformats.org/markup-compatibility/2006" xmlns:aink="http://schemas.microsoft.com/office/drawing/2016/ink" xmlns:am3d="http://schemas.microsoft.com/office/drawing/2017/model3d" xmlns:o="urn:schemas-microsoft-com:office:office" xmlns:oel="http://schemas.microsoft.com/office/2019/extlst" xmlns:r="http://schemas.openxmlformats.org/officeDocument/2006/relationships" xmlns:m="http://schemas.openxmlformats.org/officeDocument/2006/math" xmlns:v="urn:schemas-microsoft-com:vml" xmlns:wp14="http://schemas.microsoft.com/office/word/2010/wordprocessingDrawing" xmlns:wp="http://schemas.openxmlformats.org/drawingml/2006/wordprocessingDrawing" xmlns:w10="urn:schemas-microsoft-com:office:word" xmlns:w="http://schemas.openxmlformats.org/wordprocessingml/2006/main" xmlns:w14="http://schemas.microsoft.com/office/word/2010/wordml" xmlns:w15="http://schemas.microsoft.com/office/word/2012/wordml" xmlns:w16cex="http://schemas.microsoft.com/office/word/2018/wordml/cex" xmlns:w16cid="http://schemas.microsoft.com/office/word/2016/wordml/cid" xmlns:w16="http://schemas.microsoft.com/office/word/2018/wordml" xmlns:w16sdtdh="http://schemas.microsoft.com/office/word/2020/wordml/sdtdatahash" xmlns:w16se="http://schemas.microsoft.com/office/word/2015/wordml/symex" xmlns:wpg="http://schemas.microsoft.com/office/word/2010/wordprocessingGroup" xmlns:wpi="http://schemas.microsoft.com/office/word/2010/wordprocessingInk" xmlns:wne="http://schemas.microsoft.com/office/word/2006/wordml" xmlns:wps="http://schemas.microsoft.com/office/word/2010/wordprocessingShape" mc:Ignorable="w14 w15 w16se w16cid w16 w16cex w16sdtdh wp14">
-  <w:comment w:id="3" w:author="Роман Бугаeв" w:date="2025-03-24T21:15:00Z" w:initials="РБ">
+<w:comments xmlns:wpc="http://schemas.microsoft.com/office/word/2010/wordprocessingCanvas" xmlns:cx="http://schemas.microsoft.com/office/drawing/2014/chartex" xmlns:cx1="http://schemas.microsoft.com/office/drawing/2015/9/8/chartex" xmlns:cx2="http://schemas.microsoft.com/office/drawing/2015/10/21/chartex" xmlns:cx3="http://schemas.microsoft.com/office/drawing/2016/5/9/chartex" xmlns:cx4="http://schemas.microsoft.com/office/drawing/2016/5/10/chartex" xmlns:cx5="http://schemas.microsoft.com/office/drawing/2016/5/11/chartex" xmlns:cx6="http://schemas.microsoft.com/office/drawing/2016/5/12/chartex" xmlns:cx7="http://schemas.microsoft.com/office/drawing/2016/5/13/chartex" xmlns:cx8="http://schemas.microsoft.com/office/drawing/2016/5/14/chartex" xmlns:mc="http://schemas.openxmlformats.org/markup-compatibility/2006" xmlns:aink="http://schemas.microsoft.com/office/drawing/2016/ink" xmlns:am3d="http://schemas.microsoft.com/office/drawing/2017/model3d" xmlns:o="urn:schemas-microsoft-com:office:office" xmlns:r="http://schemas.openxmlformats.org/officeDocument/2006/relationships" xmlns:m="http://schemas.openxmlformats.org/officeDocument/2006/math" xmlns:v="urn:schemas-microsoft-com:vml" xmlns:wp14="http://schemas.microsoft.com/office/word/2010/wordprocessingDrawing" xmlns:wp="http://schemas.openxmlformats.org/drawingml/2006/wordprocessingDrawing" xmlns:w10="urn:schemas-microsoft-com:office:word" xmlns:w="http://schemas.openxmlformats.org/wordprocessingml/2006/main" xmlns:w14="http://schemas.microsoft.com/office/word/2010/wordml" xmlns:w15="http://schemas.microsoft.com/office/word/2012/wordml" xmlns:w16cex="http://schemas.microsoft.com/office/word/2018/wordml/cex" xmlns:w16cid="http://schemas.microsoft.com/office/word/2016/wordml/cid" xmlns:w16="http://schemas.microsoft.com/office/word/2018/wordml" xmlns:w16sdtdh="http://schemas.microsoft.com/office/word/2020/wordml/sdtdatahash" xmlns:w16se="http://schemas.microsoft.com/office/word/2015/wordml/symex" xmlns:wpg="http://schemas.microsoft.com/office/word/2010/wordprocessingGroup" xmlns:wpi="http://schemas.microsoft.com/office/word/2010/wordprocessingInk" xmlns:wne="http://schemas.microsoft.com/office/word/2006/wordml" xmlns:wps="http://schemas.microsoft.com/office/word/2010/wordprocessingShape" mc:Ignorable="w14 w15 w16se w16cid w16 w16cex w16sdtdh wp14">
+  <w:comment w:id="4" w:author="Роман Бугаeв" w:date="2025-03-24T21:16:00Z" w:initials="РБ">
     <w:p>
       <w:pPr>
         <w:pStyle w:val="aff5"/>
@@ -2671,7 +2706,7 @@
       </w:r>
     </w:p>
   </w:comment>
-  <w:comment w:id="4" w:author="Роман Бугаeв" w:date="2025-04-02T00:04:00Z" w:initials="РБ">
+  <w:comment w:id="5" w:author="Роман Бугаeв" w:date="2025-03-24T21:16:00Z" w:initials="РБ">
     <w:p>
       <w:pPr>
         <w:pStyle w:val="aff5"/>
@@ -2682,14 +2717,12 @@
         </w:rPr>
         <w:annotationRef/>
       </w:r>
-      <w:proofErr w:type="spellStart"/>
-      <w:r>
-        <w:t>мсиспипи</w:t>
-      </w:r>
-      <w:proofErr w:type="spellEnd"/>
+      <w:r>
+        <w:t>Вопрос по не реализованной части 6</w:t>
+      </w:r>
     </w:p>
   </w:comment>
-  <w:comment w:id="6" w:author="Роман Бугаeв" w:date="2025-03-24T21:16:00Z" w:initials="РБ">
+  <w:comment w:id="6" w:author="Роман Бугаeв" w:date="2025-03-24T21:17:00Z" w:initials="РБ">
     <w:p>
       <w:pPr>
         <w:pStyle w:val="aff5"/>
@@ -2701,11 +2734,50 @@
         <w:annotationRef/>
       </w:r>
       <w:r>
+        <w:rPr>
+          <w:rStyle w:val="aff4"/>
+        </w:rPr>
+        <w:annotationRef/>
+      </w:r>
+      <w:r>
         <w:t>Пока что нет заготовок</w:t>
       </w:r>
     </w:p>
+    <w:p>
+      <w:pPr>
+        <w:pStyle w:val="aff5"/>
+      </w:pPr>
+      <w:r>
+        <w:rPr>
+          <w:rStyle w:val="aff4"/>
+        </w:rPr>
+        <w:annotationRef/>
+      </w:r>
+      <w:r>
+        <w:t>Пока что нет заготовок</w:t>
+      </w:r>
+    </w:p>
+    <w:p>
+      <w:pPr>
+        <w:pStyle w:val="aff5"/>
+      </w:pPr>
+      <w:r>
+        <w:rPr>
+          <w:rStyle w:val="aff4"/>
+        </w:rPr>
+        <w:annotationRef/>
+      </w:r>
+      <w:r>
+        <w:t>Вопросы по не реализованной части 7</w:t>
+      </w:r>
+    </w:p>
+    <w:p>
+      <w:pPr>
+        <w:pStyle w:val="aff5"/>
+      </w:pPr>
+    </w:p>
   </w:comment>
-  <w:comment w:id="7" w:author="Роман Бугаeв" w:date="2025-03-24T21:16:00Z" w:initials="РБ">
+  <w:comment w:id="7" w:author="Роман Бугаeв" w:date="2025-03-24T21:18:00Z" w:initials="РБ">
     <w:p>
       <w:pPr>
         <w:pStyle w:val="aff5"/>
@@ -2717,121 +2789,50 @@
         <w:annotationRef/>
       </w:r>
       <w:r>
-        <w:t>Вопрос по не реализованной части 6</w:t>
-      </w:r>
+        <w:rPr>
+          <w:rStyle w:val="aff4"/>
+        </w:rPr>
+        <w:annotationRef/>
+      </w:r>
+      <w:r>
+        <w:t>Пока что нет заготовок</w:t>
+      </w:r>
+    </w:p>
+    <w:p>
+      <w:pPr>
+        <w:pStyle w:val="aff5"/>
+      </w:pPr>
+      <w:r>
+        <w:rPr>
+          <w:rStyle w:val="aff4"/>
+        </w:rPr>
+        <w:annotationRef/>
+      </w:r>
+      <w:r>
+        <w:t>Пока что нет заготовок</w:t>
+      </w:r>
+    </w:p>
+    <w:p>
+      <w:pPr>
+        <w:pStyle w:val="aff5"/>
+      </w:pPr>
+      <w:r>
+        <w:rPr>
+          <w:rStyle w:val="aff4"/>
+        </w:rPr>
+        <w:annotationRef/>
+      </w:r>
+      <w:r>
+        <w:t>Вопросы по не реализованной части 6</w:t>
+      </w:r>
+    </w:p>
+    <w:p>
+      <w:pPr>
+        <w:pStyle w:val="aff5"/>
+      </w:pPr>
     </w:p>
   </w:comment>
-  <w:comment w:id="8" w:author="Роман Бугаeв" w:date="2025-03-24T21:17:00Z" w:initials="РБ">
-    <w:p>
-      <w:pPr>
-        <w:pStyle w:val="aff5"/>
-      </w:pPr>
-      <w:r>
-        <w:rPr>
-          <w:rStyle w:val="aff4"/>
-        </w:rPr>
-        <w:annotationRef/>
-      </w:r>
-      <w:r>
-        <w:rPr>
-          <w:rStyle w:val="aff4"/>
-        </w:rPr>
-        <w:annotationRef/>
-      </w:r>
-      <w:r>
-        <w:t>Пока что нет заготовок</w:t>
-      </w:r>
-    </w:p>
-    <w:p>
-      <w:pPr>
-        <w:pStyle w:val="aff5"/>
-      </w:pPr>
-      <w:r>
-        <w:rPr>
-          <w:rStyle w:val="aff4"/>
-        </w:rPr>
-        <w:annotationRef/>
-      </w:r>
-      <w:r>
-        <w:t>Пока что нет заготовок</w:t>
-      </w:r>
-    </w:p>
-    <w:p>
-      <w:pPr>
-        <w:pStyle w:val="aff5"/>
-      </w:pPr>
-      <w:r>
-        <w:rPr>
-          <w:rStyle w:val="aff4"/>
-        </w:rPr>
-        <w:annotationRef/>
-      </w:r>
-      <w:r>
-        <w:t>Вопросы по не реализованной части 7</w:t>
-      </w:r>
-    </w:p>
-    <w:p>
-      <w:pPr>
-        <w:pStyle w:val="aff5"/>
-      </w:pPr>
-    </w:p>
-  </w:comment>
-  <w:comment w:id="9" w:author="Роман Бугаeв" w:date="2025-03-24T21:18:00Z" w:initials="РБ">
-    <w:p>
-      <w:pPr>
-        <w:pStyle w:val="aff5"/>
-      </w:pPr>
-      <w:r>
-        <w:rPr>
-          <w:rStyle w:val="aff4"/>
-        </w:rPr>
-        <w:annotationRef/>
-      </w:r>
-      <w:r>
-        <w:rPr>
-          <w:rStyle w:val="aff4"/>
-        </w:rPr>
-        <w:annotationRef/>
-      </w:r>
-      <w:r>
-        <w:t>Пока что нет заготовок</w:t>
-      </w:r>
-    </w:p>
-    <w:p>
-      <w:pPr>
-        <w:pStyle w:val="aff5"/>
-      </w:pPr>
-      <w:r>
-        <w:rPr>
-          <w:rStyle w:val="aff4"/>
-        </w:rPr>
-        <w:annotationRef/>
-      </w:r>
-      <w:r>
-        <w:t>Пока что нет заготовок</w:t>
-      </w:r>
-    </w:p>
-    <w:p>
-      <w:pPr>
-        <w:pStyle w:val="aff5"/>
-      </w:pPr>
-      <w:r>
-        <w:rPr>
-          <w:rStyle w:val="aff4"/>
-        </w:rPr>
-        <w:annotationRef/>
-      </w:r>
-      <w:r>
-        <w:t>Вопросы по не реализованной части 6</w:t>
-      </w:r>
-    </w:p>
-    <w:p>
-      <w:pPr>
-        <w:pStyle w:val="aff5"/>
-      </w:pPr>
-    </w:p>
-  </w:comment>
-  <w:comment w:id="10" w:author="Роман Бугаeв" w:date="2025-03-24T21:18:00Z" w:initials="РБ">
+  <w:comment w:id="8" w:author="Роман Бугаeв" w:date="2025-03-24T21:18:00Z" w:initials="РБ">
     <w:p>
       <w:pPr>
         <w:pStyle w:val="aff5"/>
@@ -2890,9 +2891,7 @@
 </file>
 
 <file path=word/commentsExtended.xml><?xml version="1.0" encoding="utf-8"?>
-<w15:commentsEx xmlns:wpc="http://schemas.microsoft.com/office/word/2010/wordprocessingCanvas" xmlns:cx="http://schemas.microsoft.com/office/drawing/2014/chartex" xmlns:cx1="http://schemas.microsoft.com/office/drawing/2015/9/8/chartex" xmlns:cx2="http://schemas.microsoft.com/office/drawing/2015/10/21/chartex" xmlns:cx3="http://schemas.microsoft.com/office/drawing/2016/5/9/chartex" xmlns:cx4="http://schemas.microsoft.com/office/drawing/2016/5/10/chartex" xmlns:cx5="http://schemas.microsoft.com/office/drawing/2016/5/11/chartex" xmlns:cx6="http://schemas.microsoft.com/office/drawing/2016/5/12/chartex" xmlns:cx7="http://schemas.microsoft.com/office/drawing/2016/5/13/chartex" xmlns:cx8="http://schemas.microsoft.com/office/drawing/2016/5/14/chartex" xmlns:mc="http://schemas.openxmlformats.org/markup-compatibility/2006" xmlns:aink="http://schemas.microsoft.com/office/drawing/2016/ink" xmlns:am3d="http://schemas.microsoft.com/office/drawing/2017/model3d" xmlns:o="urn:schemas-microsoft-com:office:office" xmlns:oel="http://schemas.microsoft.com/office/2019/extlst" xmlns:r="http://schemas.openxmlformats.org/officeDocument/2006/relationships" xmlns:m="http://schemas.openxmlformats.org/officeDocument/2006/math" xmlns:v="urn:schemas-microsoft-com:vml" xmlns:wp14="http://schemas.microsoft.com/office/word/2010/wordprocessingDrawing" xmlns:wp="http://schemas.openxmlformats.org/drawingml/2006/wordprocessingDrawing" xmlns:w10="urn:schemas-microsoft-com:office:word" xmlns:w="http://schemas.openxmlformats.org/wordprocessingml/2006/main" xmlns:w14="http://schemas.microsoft.com/office/word/2010/wordml" xmlns:w15="http://schemas.microsoft.com/office/word/2012/wordml" xmlns:w16cex="http://schemas.microsoft.com/office/word/2018/wordml/cex" xmlns:w16cid="http://schemas.microsoft.com/office/word/2016/wordml/cid" xmlns:w16="http://schemas.microsoft.com/office/word/2018/wordml" xmlns:w16sdtdh="http://schemas.microsoft.com/office/word/2020/wordml/sdtdatahash" xmlns:w16se="http://schemas.microsoft.com/office/word/2015/wordml/symex" xmlns:wpg="http://schemas.microsoft.com/office/word/2010/wordprocessingGroup" xmlns:wpi="http://schemas.microsoft.com/office/word/2010/wordprocessingInk" xmlns:wne="http://schemas.microsoft.com/office/word/2006/wordml" xmlns:wps="http://schemas.microsoft.com/office/word/2010/wordprocessingShape" mc:Ignorable="w14 w15 w16se w16cid w16 w16cex w16sdtdh wp14">
-  <w15:commentEx w15:paraId="1F7450BC" w15:done="0"/>
-  <w15:commentEx w15:paraId="7E542331" w15:done="0"/>
+<w15:commentsEx xmlns:wpc="http://schemas.microsoft.com/office/word/2010/wordprocessingCanvas" xmlns:cx="http://schemas.microsoft.com/office/drawing/2014/chartex" xmlns:cx1="http://schemas.microsoft.com/office/drawing/2015/9/8/chartex" xmlns:cx2="http://schemas.microsoft.com/office/drawing/2015/10/21/chartex" xmlns:cx3="http://schemas.microsoft.com/office/drawing/2016/5/9/chartex" xmlns:cx4="http://schemas.microsoft.com/office/drawing/2016/5/10/chartex" xmlns:cx5="http://schemas.microsoft.com/office/drawing/2016/5/11/chartex" xmlns:cx6="http://schemas.microsoft.com/office/drawing/2016/5/12/chartex" xmlns:cx7="http://schemas.microsoft.com/office/drawing/2016/5/13/chartex" xmlns:cx8="http://schemas.microsoft.com/office/drawing/2016/5/14/chartex" xmlns:mc="http://schemas.openxmlformats.org/markup-compatibility/2006" xmlns:aink="http://schemas.microsoft.com/office/drawing/2016/ink" xmlns:am3d="http://schemas.microsoft.com/office/drawing/2017/model3d" xmlns:o="urn:schemas-microsoft-com:office:office" xmlns:r="http://schemas.openxmlformats.org/officeDocument/2006/relationships" xmlns:m="http://schemas.openxmlformats.org/officeDocument/2006/math" xmlns:v="urn:schemas-microsoft-com:vml" xmlns:wp14="http://schemas.microsoft.com/office/word/2010/wordprocessingDrawing" xmlns:wp="http://schemas.openxmlformats.org/drawingml/2006/wordprocessingDrawing" xmlns:w10="urn:schemas-microsoft-com:office:word" xmlns:w="http://schemas.openxmlformats.org/wordprocessingml/2006/main" xmlns:w14="http://schemas.microsoft.com/office/word/2010/wordml" xmlns:w15="http://schemas.microsoft.com/office/word/2012/wordml" xmlns:w16cex="http://schemas.microsoft.com/office/word/2018/wordml/cex" xmlns:w16cid="http://schemas.microsoft.com/office/word/2016/wordml/cid" xmlns:w16="http://schemas.microsoft.com/office/word/2018/wordml" xmlns:w16sdtdh="http://schemas.microsoft.com/office/word/2020/wordml/sdtdatahash" xmlns:w16se="http://schemas.microsoft.com/office/word/2015/wordml/symex" xmlns:wpg="http://schemas.microsoft.com/office/word/2010/wordprocessingGroup" xmlns:wpi="http://schemas.microsoft.com/office/word/2010/wordprocessingInk" xmlns:wne="http://schemas.microsoft.com/office/word/2006/wordml" xmlns:wps="http://schemas.microsoft.com/office/word/2010/wordprocessingShape" mc:Ignorable="w14 w15 w16se w16cid w16 w16cex w16sdtdh wp14">
   <w15:commentEx w15:paraId="6DB55C21" w15:done="0"/>
   <w15:commentEx w15:paraId="1D35DC0B" w15:done="0"/>
   <w15:commentEx w15:paraId="51E89259" w15:done="0"/>
@@ -2902,9 +2901,7 @@
 </file>
 
 <file path=word/commentsExtensible.xml><?xml version="1.0" encoding="utf-8"?>
-<w16cex:commentsExtensible xmlns:wpc="http://schemas.microsoft.com/office/word/2010/wordprocessingCanvas" xmlns:cx="http://schemas.microsoft.com/office/drawing/2014/chartex" xmlns:cx1="http://schemas.microsoft.com/office/drawing/2015/9/8/chartex" xmlns:cx2="http://schemas.microsoft.com/office/drawing/2015/10/21/chartex" xmlns:cx3="http://schemas.microsoft.com/office/drawing/2016/5/9/chartex" xmlns:cx4="http://schemas.microsoft.com/office/drawing/2016/5/10/chartex" xmlns:cx5="http://schemas.microsoft.com/office/drawing/2016/5/11/chartex" xmlns:cx6="http://schemas.microsoft.com/office/drawing/2016/5/12/chartex" xmlns:cx7="http://schemas.microsoft.com/office/drawing/2016/5/13/chartex" xmlns:cx8="http://schemas.microsoft.com/office/drawing/2016/5/14/chartex" xmlns:cr="http://schemas.microsoft.com/office/comments/2020/reactions" xmlns:mc="http://schemas.openxmlformats.org/markup-compatibility/2006" xmlns:aink="http://schemas.microsoft.com/office/drawing/2016/ink" xmlns:am3d="http://schemas.microsoft.com/office/drawing/2017/model3d" xmlns:o="urn:schemas-microsoft-com:office:office" xmlns:oel="http://schemas.microsoft.com/office/2019/extlst" xmlns:r="http://schemas.openxmlformats.org/officeDocument/2006/relationships" xmlns:m="http://schemas.openxmlformats.org/officeDocument/2006/math" xmlns:v="urn:schemas-microsoft-com:vml" xmlns:wp14="http://schemas.microsoft.com/office/word/2010/wordprocessingDrawing" xmlns:wp="http://schemas.openxmlformats.org/drawingml/2006/wordprocessingDrawing" xmlns:w10="urn:schemas-microsoft-com:office:word" xmlns:w="http://schemas.openxmlformats.org/wordprocessingml/2006/main" xmlns:w14="http://schemas.microsoft.com/office/word/2010/wordml" xmlns:w15="http://schemas.microsoft.com/office/word/2012/wordml" xmlns:w16cex="http://schemas.microsoft.com/office/word/2018/wordml/cex" xmlns:w16cid="http://schemas.microsoft.com/office/word/2016/wordml/cid" xmlns:w16="http://schemas.microsoft.com/office/word/2018/wordml" xmlns:w16sdtdh="http://schemas.microsoft.com/office/word/2020/wordml/sdtdatahash" xmlns:w16se="http://schemas.microsoft.com/office/word/2015/wordml/symex" xmlns:wpg="http://schemas.microsoft.com/office/word/2010/wordprocessingGroup" xmlns:wpi="http://schemas.microsoft.com/office/word/2010/wordprocessingInk" xmlns:wne="http://schemas.microsoft.com/office/word/2006/wordml" xmlns:wps="http://schemas.microsoft.com/office/word/2010/wordprocessingShape" mc:Ignorable="w14 w15 w16se w16cid w16 w16cex w16sdtdh cr wp14">
-  <w16cex:commentExtensible w16cex:durableId="03D7A6FC" w16cex:dateUtc="2025-03-24T18:15:00Z"/>
-  <w16cex:commentExtensible w16cex:durableId="6A9E2360" w16cex:dateUtc="2025-04-01T21:04:00Z"/>
+<w16cex:commentsExtensible xmlns:wpc="http://schemas.microsoft.com/office/word/2010/wordprocessingCanvas" xmlns:cx="http://schemas.microsoft.com/office/drawing/2014/chartex" xmlns:cx1="http://schemas.microsoft.com/office/drawing/2015/9/8/chartex" xmlns:cx2="http://schemas.microsoft.com/office/drawing/2015/10/21/chartex" xmlns:cx3="http://schemas.microsoft.com/office/drawing/2016/5/9/chartex" xmlns:cx4="http://schemas.microsoft.com/office/drawing/2016/5/10/chartex" xmlns:cx5="http://schemas.microsoft.com/office/drawing/2016/5/11/chartex" xmlns:cx6="http://schemas.microsoft.com/office/drawing/2016/5/12/chartex" xmlns:cx7="http://schemas.microsoft.com/office/drawing/2016/5/13/chartex" xmlns:cx8="http://schemas.microsoft.com/office/drawing/2016/5/14/chartex" xmlns:mc="http://schemas.openxmlformats.org/markup-compatibility/2006" xmlns:aink="http://schemas.microsoft.com/office/drawing/2016/ink" xmlns:am3d="http://schemas.microsoft.com/office/drawing/2017/model3d" xmlns:o="urn:schemas-microsoft-com:office:office" xmlns:r="http://schemas.openxmlformats.org/officeDocument/2006/relationships" xmlns:m="http://schemas.openxmlformats.org/officeDocument/2006/math" xmlns:v="urn:schemas-microsoft-com:vml" xmlns:wp14="http://schemas.microsoft.com/office/word/2010/wordprocessingDrawing" xmlns:wp="http://schemas.openxmlformats.org/drawingml/2006/wordprocessingDrawing" xmlns:w10="urn:schemas-microsoft-com:office:word" xmlns:w="http://schemas.openxmlformats.org/wordprocessingml/2006/main" xmlns:w14="http://schemas.microsoft.com/office/word/2010/wordml" xmlns:w15="http://schemas.microsoft.com/office/word/2012/wordml" xmlns:w16cex="http://schemas.microsoft.com/office/word/2018/wordml/cex" xmlns:w16cid="http://schemas.microsoft.com/office/word/2016/wordml/cid" xmlns:w16="http://schemas.microsoft.com/office/word/2018/wordml" xmlns:w16sdtdh="http://schemas.microsoft.com/office/word/2020/wordml/sdtdatahash" xmlns:w16se="http://schemas.microsoft.com/office/word/2015/wordml/symex" xmlns:wpg="http://schemas.microsoft.com/office/word/2010/wordprocessingGroup" xmlns:wpi="http://schemas.microsoft.com/office/word/2010/wordprocessingInk" xmlns:wne="http://schemas.microsoft.com/office/word/2006/wordml" xmlns:wps="http://schemas.microsoft.com/office/word/2010/wordprocessingShape" mc:Ignorable="w14 w15 w16se w16cid w16 w16cex w16sdtdh wp14">
   <w16cex:commentExtensible w16cex:durableId="61909458" w16cex:dateUtc="2025-03-24T18:16:00Z"/>
   <w16cex:commentExtensible w16cex:durableId="2D39BCD7" w16cex:dateUtc="2025-03-24T18:16:00Z"/>
   <w16cex:commentExtensible w16cex:durableId="0CAC273B" w16cex:dateUtc="2025-03-24T18:17:00Z"/>
@@ -2914,9 +2911,7 @@
 </file>
 
 <file path=word/commentsIds.xml><?xml version="1.0" encoding="utf-8"?>
-<w16cid:commentsIds xmlns:wpc="http://schemas.microsoft.com/office/word/2010/wordprocessingCanvas" xmlns:cx="http://schemas.microsoft.com/office/drawing/2014/chartex" xmlns:cx1="http://schemas.microsoft.com/office/drawing/2015/9/8/chartex" xmlns:cx2="http://schemas.microsoft.com/office/drawing/2015/10/21/chartex" xmlns:cx3="http://schemas.microsoft.com/office/drawing/2016/5/9/chartex" xmlns:cx4="http://schemas.microsoft.com/office/drawing/2016/5/10/chartex" xmlns:cx5="http://schemas.microsoft.com/office/drawing/2016/5/11/chartex" xmlns:cx6="http://schemas.microsoft.com/office/drawing/2016/5/12/chartex" xmlns:cx7="http://schemas.microsoft.com/office/drawing/2016/5/13/chartex" xmlns:cx8="http://schemas.microsoft.com/office/drawing/2016/5/14/chartex" xmlns:mc="http://schemas.openxmlformats.org/markup-compatibility/2006" xmlns:aink="http://schemas.microsoft.com/office/drawing/2016/ink" xmlns:am3d="http://schemas.microsoft.com/office/drawing/2017/model3d" xmlns:o="urn:schemas-microsoft-com:office:office" xmlns:oel="http://schemas.microsoft.com/office/2019/extlst" xmlns:r="http://schemas.openxmlformats.org/officeDocument/2006/relationships" xmlns:m="http://schemas.openxmlformats.org/officeDocument/2006/math" xmlns:v="urn:schemas-microsoft-com:vml" xmlns:wp14="http://schemas.microsoft.com/office/word/2010/wordprocessingDrawing" xmlns:wp="http://schemas.openxmlformats.org/drawingml/2006/wordprocessingDrawing" xmlns:w10="urn:schemas-microsoft-com:office:word" xmlns:w="http://schemas.openxmlformats.org/wordprocessingml/2006/main" xmlns:w14="http://schemas.microsoft.com/office/word/2010/wordml" xmlns:w15="http://schemas.microsoft.com/office/word/2012/wordml" xmlns:w16cex="http://schemas.microsoft.com/office/word/2018/wordml/cex" xmlns:w16cid="http://schemas.microsoft.com/office/word/2016/wordml/cid" xmlns:w16="http://schemas.microsoft.com/office/word/2018/wordml" xmlns:w16sdtdh="http://schemas.microsoft.com/office/word/2020/wordml/sdtdatahash" xmlns:w16se="http://schemas.microsoft.com/office/word/2015/wordml/symex" xmlns:wpg="http://schemas.microsoft.com/office/word/2010/wordprocessingGroup" xmlns:wpi="http://schemas.microsoft.com/office/word/2010/wordprocessingInk" xmlns:wne="http://schemas.microsoft.com/office/word/2006/wordml" xmlns:wps="http://schemas.microsoft.com/office/word/2010/wordprocessingShape" mc:Ignorable="w14 w15 w16se w16cid w16 w16cex w16sdtdh wp14">
-  <w16cid:commentId w16cid:paraId="1F7450BC" w16cid:durableId="03D7A6FC"/>
-  <w16cid:commentId w16cid:paraId="7E542331" w16cid:durableId="6A9E2360"/>
+<w16cid:commentsIds xmlns:wpc="http://schemas.microsoft.com/office/word/2010/wordprocessingCanvas" xmlns:cx="http://schemas.microsoft.com/office/drawing/2014/chartex" xmlns:cx1="http://schemas.microsoft.com/office/drawing/2015/9/8/chartex" xmlns:cx2="http://schemas.microsoft.com/office/drawing/2015/10/21/chartex" xmlns:cx3="http://schemas.microsoft.com/office/drawing/2016/5/9/chartex" xmlns:cx4="http://schemas.microsoft.com/office/drawing/2016/5/10/chartex" xmlns:cx5="http://schemas.microsoft.com/office/drawing/2016/5/11/chartex" xmlns:cx6="http://schemas.microsoft.com/office/drawing/2016/5/12/chartex" xmlns:cx7="http://schemas.microsoft.com/office/drawing/2016/5/13/chartex" xmlns:cx8="http://schemas.microsoft.com/office/drawing/2016/5/14/chartex" xmlns:mc="http://schemas.openxmlformats.org/markup-compatibility/2006" xmlns:aink="http://schemas.microsoft.com/office/drawing/2016/ink" xmlns:am3d="http://schemas.microsoft.com/office/drawing/2017/model3d" xmlns:o="urn:schemas-microsoft-com:office:office" xmlns:r="http://schemas.openxmlformats.org/officeDocument/2006/relationships" xmlns:m="http://schemas.openxmlformats.org/officeDocument/2006/math" xmlns:v="urn:schemas-microsoft-com:vml" xmlns:wp14="http://schemas.microsoft.com/office/word/2010/wordprocessingDrawing" xmlns:wp="http://schemas.openxmlformats.org/drawingml/2006/wordprocessingDrawing" xmlns:w10="urn:schemas-microsoft-com:office:word" xmlns:w="http://schemas.openxmlformats.org/wordprocessingml/2006/main" xmlns:w14="http://schemas.microsoft.com/office/word/2010/wordml" xmlns:w15="http://schemas.microsoft.com/office/word/2012/wordml" xmlns:w16cex="http://schemas.microsoft.com/office/word/2018/wordml/cex" xmlns:w16cid="http://schemas.microsoft.com/office/word/2016/wordml/cid" xmlns:w16="http://schemas.microsoft.com/office/word/2018/wordml" xmlns:w16sdtdh="http://schemas.microsoft.com/office/word/2020/wordml/sdtdatahash" xmlns:w16se="http://schemas.microsoft.com/office/word/2015/wordml/symex" xmlns:wpg="http://schemas.microsoft.com/office/word/2010/wordprocessingGroup" xmlns:wpi="http://schemas.microsoft.com/office/word/2010/wordprocessingInk" xmlns:wne="http://schemas.microsoft.com/office/word/2006/wordml" xmlns:wps="http://schemas.microsoft.com/office/word/2010/wordprocessingShape" mc:Ignorable="w14 w15 w16se w16cid w16 w16cex w16sdtdh wp14">
   <w16cid:commentId w16cid:paraId="6DB55C21" w16cid:durableId="61909458"/>
   <w16cid:commentId w16cid:paraId="1D35DC0B" w16cid:durableId="2D39BCD7"/>
   <w16cid:commentId w16cid:paraId="51E89259" w16cid:durableId="0CAC273B"/>
@@ -2926,7 +2921,7 @@
 </file>
 
 <file path=word/numbering.xml><?xml version="1.0" encoding="utf-8"?>
-<w:numbering xmlns:wpc="http://schemas.microsoft.com/office/word/2010/wordprocessingCanvas" xmlns:cx="http://schemas.microsoft.com/office/drawing/2014/chartex" xmlns:cx1="http://schemas.microsoft.com/office/drawing/2015/9/8/chartex" xmlns:cx2="http://schemas.microsoft.com/office/drawing/2015/10/21/chartex" xmlns:cx3="http://schemas.microsoft.com/office/drawing/2016/5/9/chartex" xmlns:cx4="http://schemas.microsoft.com/office/drawing/2016/5/10/chartex" xmlns:cx5="http://schemas.microsoft.com/office/drawing/2016/5/11/chartex" xmlns:cx6="http://schemas.microsoft.com/office/drawing/2016/5/12/chartex" xmlns:cx7="http://schemas.microsoft.com/office/drawing/2016/5/13/chartex" xmlns:cx8="http://schemas.microsoft.com/office/drawing/2016/5/14/chartex" xmlns:mc="http://schemas.openxmlformats.org/markup-compatibility/2006" xmlns:aink="http://schemas.microsoft.com/office/drawing/2016/ink" xmlns:am3d="http://schemas.microsoft.com/office/drawing/2017/model3d" xmlns:o="urn:schemas-microsoft-com:office:office" xmlns:oel="http://schemas.microsoft.com/office/2019/extlst" xmlns:r="http://schemas.openxmlformats.org/officeDocument/2006/relationships" xmlns:m="http://schemas.openxmlformats.org/officeDocument/2006/math" xmlns:v="urn:schemas-microsoft-com:vml" xmlns:wp14="http://schemas.microsoft.com/office/word/2010/wordprocessingDrawing" xmlns:wp="http://schemas.openxmlformats.org/drawingml/2006/wordprocessingDrawing" xmlns:w10="urn:schemas-microsoft-com:office:word" xmlns:w="http://schemas.openxmlformats.org/wordprocessingml/2006/main" xmlns:w14="http://schemas.microsoft.com/office/word/2010/wordml" xmlns:w15="http://schemas.microsoft.com/office/word/2012/wordml" xmlns:w16cex="http://schemas.microsoft.com/office/word/2018/wordml/cex" xmlns:w16cid="http://schemas.microsoft.com/office/word/2016/wordml/cid" xmlns:w16="http://schemas.microsoft.com/office/word/2018/wordml" xmlns:w16sdtdh="http://schemas.microsoft.com/office/word/2020/wordml/sdtdatahash" xmlns:w16se="http://schemas.microsoft.com/office/word/2015/wordml/symex" xmlns:wpg="http://schemas.microsoft.com/office/word/2010/wordprocessingGroup" xmlns:wpi="http://schemas.microsoft.com/office/word/2010/wordprocessingInk" xmlns:wne="http://schemas.microsoft.com/office/word/2006/wordml" xmlns:wps="http://schemas.microsoft.com/office/word/2010/wordprocessingShape" mc:Ignorable="w14 w15 w16se w16cid w16 w16cex w16sdtdh wp14">
+<w:numbering xmlns:wpc="http://schemas.microsoft.com/office/word/2010/wordprocessingCanvas" xmlns:cx="http://schemas.microsoft.com/office/drawing/2014/chartex" xmlns:cx1="http://schemas.microsoft.com/office/drawing/2015/9/8/chartex" xmlns:cx2="http://schemas.microsoft.com/office/drawing/2015/10/21/chartex" xmlns:cx3="http://schemas.microsoft.com/office/drawing/2016/5/9/chartex" xmlns:cx4="http://schemas.microsoft.com/office/drawing/2016/5/10/chartex" xmlns:cx5="http://schemas.microsoft.com/office/drawing/2016/5/11/chartex" xmlns:cx6="http://schemas.microsoft.com/office/drawing/2016/5/12/chartex" xmlns:cx7="http://schemas.microsoft.com/office/drawing/2016/5/13/chartex" xmlns:cx8="http://schemas.microsoft.com/office/drawing/2016/5/14/chartex" xmlns:mc="http://schemas.openxmlformats.org/markup-compatibility/2006" xmlns:aink="http://schemas.microsoft.com/office/drawing/2016/ink" xmlns:am3d="http://schemas.microsoft.com/office/drawing/2017/model3d" xmlns:o="urn:schemas-microsoft-com:office:office" xmlns:r="http://schemas.openxmlformats.org/officeDocument/2006/relationships" xmlns:m="http://schemas.openxmlformats.org/officeDocument/2006/math" xmlns:v="urn:schemas-microsoft-com:vml" xmlns:wp14="http://schemas.microsoft.com/office/word/2010/wordprocessingDrawing" xmlns:wp="http://schemas.openxmlformats.org/drawingml/2006/wordprocessingDrawing" xmlns:w10="urn:schemas-microsoft-com:office:word" xmlns:w="http://schemas.openxmlformats.org/wordprocessingml/2006/main" xmlns:w14="http://schemas.microsoft.com/office/word/2010/wordml" xmlns:w15="http://schemas.microsoft.com/office/word/2012/wordml" xmlns:w16cex="http://schemas.microsoft.com/office/word/2018/wordml/cex" xmlns:w16cid="http://schemas.microsoft.com/office/word/2016/wordml/cid" xmlns:w16="http://schemas.microsoft.com/office/word/2018/wordml" xmlns:w16sdtdh="http://schemas.microsoft.com/office/word/2020/wordml/sdtdatahash" xmlns:w16se="http://schemas.microsoft.com/office/word/2015/wordml/symex" xmlns:wpg="http://schemas.microsoft.com/office/word/2010/wordprocessingGroup" xmlns:wpi="http://schemas.microsoft.com/office/word/2010/wordprocessingInk" xmlns:wne="http://schemas.microsoft.com/office/word/2006/wordml" xmlns:wps="http://schemas.microsoft.com/office/word/2010/wordprocessingShape" mc:Ignorable="w14 w15 w16se w16cid w16 w16cex w16sdtdh wp14">
   <w:abstractNum w:abstractNumId="0" w15:restartNumberingAfterBreak="0">
     <w:nsid w:val="FFFFFF7C"/>
     <w:multiLevelType w:val="singleLevel"/>
@@ -3802,19 +3797,19 @@
       </w:rPr>
     </w:lvl>
   </w:abstractNum>
-  <w:num w:numId="1" w16cid:durableId="1997345080">
+  <w:num w:numId="1">
     <w:abstractNumId w:val="13"/>
   </w:num>
-  <w:num w:numId="2" w16cid:durableId="977102784">
+  <w:num w:numId="2">
     <w:abstractNumId w:val="11"/>
   </w:num>
-  <w:num w:numId="3" w16cid:durableId="1586571049">
+  <w:num w:numId="3">
     <w:abstractNumId w:val="16"/>
   </w:num>
-  <w:num w:numId="4" w16cid:durableId="927884342">
+  <w:num w:numId="4">
     <w:abstractNumId w:val="15"/>
   </w:num>
-  <w:num w:numId="5" w16cid:durableId="1471677600">
+  <w:num w:numId="5">
     <w:abstractNumId w:val="15"/>
     <w:lvlOverride w:ilvl="0">
       <w:startOverride w:val="1"/>
@@ -3844,7 +3839,7 @@
       <w:startOverride w:val="1"/>
     </w:lvlOverride>
   </w:num>
-  <w:num w:numId="6" w16cid:durableId="2041856311">
+  <w:num w:numId="6">
     <w:abstractNumId w:val="15"/>
     <w:lvlOverride w:ilvl="0">
       <w:startOverride w:val="1"/>
@@ -3874,7 +3869,7 @@
       <w:startOverride w:val="1"/>
     </w:lvlOverride>
   </w:num>
-  <w:num w:numId="7" w16cid:durableId="1756053080">
+  <w:num w:numId="7">
     <w:abstractNumId w:val="15"/>
     <w:lvlOverride w:ilvl="0">
       <w:startOverride w:val="1"/>
@@ -3904,7 +3899,7 @@
       <w:startOverride w:val="1"/>
     </w:lvlOverride>
   </w:num>
-  <w:num w:numId="8" w16cid:durableId="198857070">
+  <w:num w:numId="8">
     <w:abstractNumId w:val="15"/>
     <w:lvlOverride w:ilvl="0">
       <w:startOverride w:val="1"/>
@@ -3934,7 +3929,7 @@
       <w:startOverride w:val="1"/>
     </w:lvlOverride>
   </w:num>
-  <w:num w:numId="9" w16cid:durableId="1724523697">
+  <w:num w:numId="9">
     <w:abstractNumId w:val="13"/>
     <w:lvlOverride w:ilvl="0">
       <w:lvl w:ilvl="0">
@@ -4064,7 +4059,7 @@
       </w:lvl>
     </w:lvlOverride>
   </w:num>
-  <w:num w:numId="10" w16cid:durableId="1170219946">
+  <w:num w:numId="10">
     <w:abstractNumId w:val="15"/>
     <w:lvlOverride w:ilvl="0">
       <w:startOverride w:val="1"/>
@@ -4094,58 +4089,58 @@
       <w:startOverride w:val="1"/>
     </w:lvlOverride>
   </w:num>
-  <w:num w:numId="11" w16cid:durableId="2128544007">
+  <w:num w:numId="11">
     <w:abstractNumId w:val="12"/>
   </w:num>
-  <w:num w:numId="12" w16cid:durableId="1009869866">
+  <w:num w:numId="12">
     <w:abstractNumId w:val="14"/>
   </w:num>
-  <w:num w:numId="13" w16cid:durableId="1812792049">
+  <w:num w:numId="13">
     <w:abstractNumId w:val="10"/>
   </w:num>
-  <w:num w:numId="14" w16cid:durableId="1464733421">
+  <w:num w:numId="14">
     <w:abstractNumId w:val="9"/>
   </w:num>
-  <w:num w:numId="15" w16cid:durableId="487748769">
+  <w:num w:numId="15">
     <w:abstractNumId w:val="7"/>
   </w:num>
-  <w:num w:numId="16" w16cid:durableId="554589985">
+  <w:num w:numId="16">
     <w:abstractNumId w:val="6"/>
   </w:num>
-  <w:num w:numId="17" w16cid:durableId="1184898436">
+  <w:num w:numId="17">
     <w:abstractNumId w:val="5"/>
   </w:num>
-  <w:num w:numId="18" w16cid:durableId="1902209293">
+  <w:num w:numId="18">
     <w:abstractNumId w:val="4"/>
   </w:num>
-  <w:num w:numId="19" w16cid:durableId="1371297991">
+  <w:num w:numId="19">
     <w:abstractNumId w:val="8"/>
   </w:num>
-  <w:num w:numId="20" w16cid:durableId="1140881831">
+  <w:num w:numId="20">
     <w:abstractNumId w:val="3"/>
   </w:num>
-  <w:num w:numId="21" w16cid:durableId="168717896">
+  <w:num w:numId="21">
     <w:abstractNumId w:val="2"/>
   </w:num>
-  <w:num w:numId="22" w16cid:durableId="2140342955">
+  <w:num w:numId="22">
     <w:abstractNumId w:val="1"/>
   </w:num>
-  <w:num w:numId="23" w16cid:durableId="1352606458">
+  <w:num w:numId="23">
     <w:abstractNumId w:val="0"/>
   </w:num>
-  <w:num w:numId="24" w16cid:durableId="506558719">
+  <w:num w:numId="24">
     <w:abstractNumId w:val="8"/>
   </w:num>
-  <w:num w:numId="25" w16cid:durableId="438263268">
+  <w:num w:numId="25">
     <w:abstractNumId w:val="3"/>
   </w:num>
-  <w:num w:numId="26" w16cid:durableId="945885207">
+  <w:num w:numId="26">
     <w:abstractNumId w:val="2"/>
   </w:num>
-  <w:num w:numId="27" w16cid:durableId="153303667">
+  <w:num w:numId="27">
     <w:abstractNumId w:val="1"/>
   </w:num>
-  <w:num w:numId="28" w16cid:durableId="1475367491">
+  <w:num w:numId="28">
     <w:abstractNumId w:val="0"/>
   </w:num>
   <w:numIdMacAtCleanup w:val="13"/>
@@ -4153,7 +4148,7 @@
 </file>
 
 <file path=word/people.xml><?xml version="1.0" encoding="utf-8"?>
-<w15:people xmlns:wpc="http://schemas.microsoft.com/office/word/2010/wordprocessingCanvas" xmlns:cx="http://schemas.microsoft.com/office/drawing/2014/chartex" xmlns:cx1="http://schemas.microsoft.com/office/drawing/2015/9/8/chartex" xmlns:cx2="http://schemas.microsoft.com/office/drawing/2015/10/21/chartex" xmlns:cx3="http://schemas.microsoft.com/office/drawing/2016/5/9/chartex" xmlns:cx4="http://schemas.microsoft.com/office/drawing/2016/5/10/chartex" xmlns:cx5="http://schemas.microsoft.com/office/drawing/2016/5/11/chartex" xmlns:cx6="http://schemas.microsoft.com/office/drawing/2016/5/12/chartex" xmlns:cx7="http://schemas.microsoft.com/office/drawing/2016/5/13/chartex" xmlns:cx8="http://schemas.microsoft.com/office/drawing/2016/5/14/chartex" xmlns:mc="http://schemas.openxmlformats.org/markup-compatibility/2006" xmlns:aink="http://schemas.microsoft.com/office/drawing/2016/ink" xmlns:am3d="http://schemas.microsoft.com/office/drawing/2017/model3d" xmlns:o="urn:schemas-microsoft-com:office:office" xmlns:oel="http://schemas.microsoft.com/office/2019/extlst" xmlns:r="http://schemas.openxmlformats.org/officeDocument/2006/relationships" xmlns:m="http://schemas.openxmlformats.org/officeDocument/2006/math" xmlns:v="urn:schemas-microsoft-com:vml" xmlns:wp14="http://schemas.microsoft.com/office/word/2010/wordprocessingDrawing" xmlns:wp="http://schemas.openxmlformats.org/drawingml/2006/wordprocessingDrawing" xmlns:w10="urn:schemas-microsoft-com:office:word" xmlns:w="http://schemas.openxmlformats.org/wordprocessingml/2006/main" xmlns:w14="http://schemas.microsoft.com/office/word/2010/wordml" xmlns:w15="http://schemas.microsoft.com/office/word/2012/wordml" xmlns:w16cex="http://schemas.microsoft.com/office/word/2018/wordml/cex" xmlns:w16cid="http://schemas.microsoft.com/office/word/2016/wordml/cid" xmlns:w16="http://schemas.microsoft.com/office/word/2018/wordml" xmlns:w16sdtdh="http://schemas.microsoft.com/office/word/2020/wordml/sdtdatahash" xmlns:w16se="http://schemas.microsoft.com/office/word/2015/wordml/symex" xmlns:wpg="http://schemas.microsoft.com/office/word/2010/wordprocessingGroup" xmlns:wpi="http://schemas.microsoft.com/office/word/2010/wordprocessingInk" xmlns:wne="http://schemas.microsoft.com/office/word/2006/wordml" xmlns:wps="http://schemas.microsoft.com/office/word/2010/wordprocessingShape" mc:Ignorable="w14 w15 w16se w16cid w16 w16cex w16sdtdh wp14">
+<w15:people xmlns:wpc="http://schemas.microsoft.com/office/word/2010/wordprocessingCanvas" xmlns:cx="http://schemas.microsoft.com/office/drawing/2014/chartex" xmlns:cx1="http://schemas.microsoft.com/office/drawing/2015/9/8/chartex" xmlns:cx2="http://schemas.microsoft.com/office/drawing/2015/10/21/chartex" xmlns:cx3="http://schemas.microsoft.com/office/drawing/2016/5/9/chartex" xmlns:cx4="http://schemas.microsoft.com/office/drawing/2016/5/10/chartex" xmlns:cx5="http://schemas.microsoft.com/office/drawing/2016/5/11/chartex" xmlns:cx6="http://schemas.microsoft.com/office/drawing/2016/5/12/chartex" xmlns:cx7="http://schemas.microsoft.com/office/drawing/2016/5/13/chartex" xmlns:cx8="http://schemas.microsoft.com/office/drawing/2016/5/14/chartex" xmlns:mc="http://schemas.openxmlformats.org/markup-compatibility/2006" xmlns:aink="http://schemas.microsoft.com/office/drawing/2016/ink" xmlns:am3d="http://schemas.microsoft.com/office/drawing/2017/model3d" xmlns:o="urn:schemas-microsoft-com:office:office" xmlns:r="http://schemas.openxmlformats.org/officeDocument/2006/relationships" xmlns:m="http://schemas.openxmlformats.org/officeDocument/2006/math" xmlns:v="urn:schemas-microsoft-com:vml" xmlns:wp14="http://schemas.microsoft.com/office/word/2010/wordprocessingDrawing" xmlns:wp="http://schemas.openxmlformats.org/drawingml/2006/wordprocessingDrawing" xmlns:w10="urn:schemas-microsoft-com:office:word" xmlns:w="http://schemas.openxmlformats.org/wordprocessingml/2006/main" xmlns:w14="http://schemas.microsoft.com/office/word/2010/wordml" xmlns:w15="http://schemas.microsoft.com/office/word/2012/wordml" xmlns:w16cex="http://schemas.microsoft.com/office/word/2018/wordml/cex" xmlns:w16cid="http://schemas.microsoft.com/office/word/2016/wordml/cid" xmlns:w16="http://schemas.microsoft.com/office/word/2018/wordml" xmlns:w16sdtdh="http://schemas.microsoft.com/office/word/2020/wordml/sdtdatahash" xmlns:w16se="http://schemas.microsoft.com/office/word/2015/wordml/symex" xmlns:wpg="http://schemas.microsoft.com/office/word/2010/wordprocessingGroup" xmlns:wpi="http://schemas.microsoft.com/office/word/2010/wordprocessingInk" xmlns:wne="http://schemas.microsoft.com/office/word/2006/wordml" xmlns:wps="http://schemas.microsoft.com/office/word/2010/wordprocessingShape" mc:Ignorable="w14 w15 w16se w16cid w16 w16cex w16sdtdh wp14">
   <w15:person w15:author="Роман Бугаeв">
     <w15:presenceInfo w15:providerId="Windows Live" w15:userId="c54c54edb13a3522"/>
   </w15:person>
